--- a/_Documects/end/บทที่-2.docx
+++ b/_Documects/end/บทที่-2.docx
@@ -1,6 +1,6 @@
 
 <file path=word/document.xml><?xml version="1.0" encoding="utf-8"?>
-<w:document xmlns:wpc="http://schemas.microsoft.com/office/word/2010/wordprocessingCanvas" xmlns:cx="http://schemas.microsoft.com/office/drawing/2014/chartex" xmlns:cx1="http://schemas.microsoft.com/office/drawing/2015/9/8/chartex" xmlns:cx2="http://schemas.microsoft.com/office/drawing/2015/10/21/chartex" xmlns:cx3="http://schemas.microsoft.com/office/drawing/2016/5/9/chartex" xmlns:cx4="http://schemas.microsoft.com/office/drawing/2016/5/10/chartex" xmlns:cx5="http://schemas.microsoft.com/office/drawing/2016/5/11/chartex" xmlns:cx6="http://schemas.microsoft.com/office/drawing/2016/5/12/chartex" xmlns:cx7="http://schemas.microsoft.com/office/drawing/2016/5/13/chartex" xmlns:cx8="http://schemas.microsoft.com/office/drawing/2016/5/14/chartex" xmlns:mc="http://schemas.openxmlformats.org/markup-compatibility/2006" xmlns:aink="http://schemas.microsoft.com/office/drawing/2016/ink" xmlns:am3d="http://schemas.microsoft.com/office/drawing/2017/model3d" xmlns:o="urn:schemas-microsoft-com:office:office" xmlns:oel="http://schemas.microsoft.com/office/2019/extlst" xmlns:r="http://schemas.openxmlformats.org/officeDocument/2006/relationships" xmlns:m="http://schemas.openxmlformats.org/officeDocument/2006/math" xmlns:v="urn:schemas-microsoft-com:vml" xmlns:wp14="http://schemas.microsoft.com/office/word/2010/wordprocessingDrawing" xmlns:wp="http://schemas.openxmlformats.org/drawingml/2006/wordprocessingDrawing" xmlns:w10="urn:schemas-microsoft-com:office:word" xmlns:w="http://schemas.openxmlformats.org/wordprocessingml/2006/main" xmlns:w14="http://schemas.microsoft.com/office/word/2010/wordml" xmlns:w15="http://schemas.microsoft.com/office/word/2012/wordml" xmlns:w16cex="http://schemas.microsoft.com/office/word/2018/wordml/cex" xmlns:w16cid="http://schemas.microsoft.com/office/word/2016/wordml/cid" xmlns:w16="http://schemas.microsoft.com/office/word/2018/wordml" xmlns:w16du="http://schemas.microsoft.com/office/word/2023/wordml/word16du" xmlns:w16sdtdh="http://schemas.microsoft.com/office/word/2020/wordml/sdtdatahash" xmlns:w16sdtfl="http://schemas.microsoft.com/office/word/2024/wordml/sdtformatlock" xmlns:w16se="http://schemas.microsoft.com/office/word/2015/wordml/symex" xmlns:wpg="http://schemas.microsoft.com/office/word/2010/wordprocessingGroup" xmlns:wpi="http://schemas.microsoft.com/office/word/2010/wordprocessingInk" xmlns:wne="http://schemas.microsoft.com/office/word/2006/wordml" xmlns:wps="http://schemas.microsoft.com/office/word/2010/wordprocessingShape" mc:Ignorable="w14 w15 w16se w16cid w16 w16cex w16sdtdh w16sdtfl w16du wp14">
+<w:document xmlns:wpc="http://schemas.microsoft.com/office/word/2010/wordprocessingCanvas" xmlns:cx="http://schemas.microsoft.com/office/drawing/2014/chartex" xmlns:cx1="http://schemas.microsoft.com/office/drawing/2015/9/8/chartex" xmlns:cx2="http://schemas.microsoft.com/office/drawing/2015/10/21/chartex" xmlns:cx3="http://schemas.microsoft.com/office/drawing/2016/5/9/chartex" xmlns:cx4="http://schemas.microsoft.com/office/drawing/2016/5/10/chartex" xmlns:cx5="http://schemas.microsoft.com/office/drawing/2016/5/11/chartex" xmlns:cx6="http://schemas.microsoft.com/office/drawing/2016/5/12/chartex" xmlns:cx7="http://schemas.microsoft.com/office/drawing/2016/5/13/chartex" xmlns:cx8="http://schemas.microsoft.com/office/drawing/2016/5/14/chartex" xmlns:mc="http://schemas.openxmlformats.org/markup-compatibility/2006" xmlns:aink="http://schemas.microsoft.com/office/drawing/2016/ink" xmlns:am3d="http://schemas.microsoft.com/office/drawing/2017/model3d" xmlns:o="urn:schemas-microsoft-com:office:office" xmlns:oel="http://schemas.microsoft.com/office/2019/extlst" xmlns:r="http://schemas.openxmlformats.org/officeDocument/2006/relationships" xmlns:m="http://schemas.openxmlformats.org/officeDocument/2006/math" xmlns:v="urn:schemas-microsoft-com:vml" xmlns:wp14="http://schemas.microsoft.com/office/word/2010/wordprocessingDrawing" xmlns:wp="http://schemas.openxmlformats.org/drawingml/2006/wordprocessingDrawing" xmlns:w10="urn:schemas-microsoft-com:office:word" xmlns:w="http://schemas.openxmlformats.org/wordprocessingml/2006/main" xmlns:w14="http://schemas.microsoft.com/office/word/2010/wordml" xmlns:w15="http://schemas.microsoft.com/office/word/2012/wordml" xmlns:w16cex="http://schemas.microsoft.com/office/word/2018/wordml/cex" xmlns:w16cid="http://schemas.microsoft.com/office/word/2016/wordml/cid" xmlns:w16="http://schemas.microsoft.com/office/word/2018/wordml" xmlns:w16sdtdh="http://schemas.microsoft.com/office/word/2020/wordml/sdtdatahash" xmlns:w16se="http://schemas.microsoft.com/office/word/2015/wordml/symex" xmlns:wpg="http://schemas.microsoft.com/office/word/2010/wordprocessingGroup" xmlns:wpi="http://schemas.microsoft.com/office/word/2010/wordprocessingInk" xmlns:wne="http://schemas.microsoft.com/office/word/2006/wordml" xmlns:wps="http://schemas.microsoft.com/office/word/2010/wordprocessingShape" mc:Ignorable="w14 w15 w16se w16cid w16 w16cex w16sdtdh wp14">
   <w:body>
     <w:p>
       <w:pPr>
@@ -197,6 +197,14 @@
           <w:szCs w:val="32"/>
         </w:rPr>
         <w:tab/>
+      </w:r>
+      <w:proofErr w:type="gramStart"/>
+      <w:r>
+        <w:rPr>
+          <w:rFonts w:ascii="TH SarabunPSK" w:hAnsi="TH SarabunPSK" w:cs="TH SarabunPSK"/>
+          <w:sz w:val="32"/>
+          <w:szCs w:val="32"/>
+        </w:rPr>
         <w:t xml:space="preserve">2.1 </w:t>
       </w:r>
       <w:r>
@@ -226,6 +234,7 @@
         </w:rPr>
         <w:t>พัฒนา</w:t>
       </w:r>
+      <w:proofErr w:type="gramEnd"/>
     </w:p>
     <w:p>
       <w:pPr>
@@ -802,13 +811,23 @@
         </w:rPr>
         <w:t xml:space="preserve">ใช้ </w:t>
       </w:r>
-      <w:r>
-        <w:rPr>
-          <w:rFonts w:ascii="TH SarabunPSK" w:hAnsi="TH SarabunPSK" w:cs="TH SarabunPSK"/>
-          <w:sz w:val="32"/>
-          <w:szCs w:val="32"/>
-        </w:rPr>
-        <w:t xml:space="preserve">Vite </w:t>
+      <w:proofErr w:type="spellStart"/>
+      <w:r>
+        <w:rPr>
+          <w:rFonts w:ascii="TH SarabunPSK" w:hAnsi="TH SarabunPSK" w:cs="TH SarabunPSK"/>
+          <w:sz w:val="32"/>
+          <w:szCs w:val="32"/>
+        </w:rPr>
+        <w:t>Vite</w:t>
+      </w:r>
+      <w:proofErr w:type="spellEnd"/>
+      <w:r>
+        <w:rPr>
+          <w:rFonts w:ascii="TH SarabunPSK" w:hAnsi="TH SarabunPSK" w:cs="TH SarabunPSK"/>
+          <w:sz w:val="32"/>
+          <w:szCs w:val="32"/>
+        </w:rPr>
+        <w:t xml:space="preserve"> </w:t>
       </w:r>
       <w:r>
         <w:rPr>
@@ -836,13 +855,23 @@
         </w:rPr>
         <w:t xml:space="preserve">ได้อย่างราบรื่นและมีประสิทธิภาพ เนื่องจาก </w:t>
       </w:r>
-      <w:r>
-        <w:rPr>
-          <w:rFonts w:ascii="TH SarabunPSK" w:hAnsi="TH SarabunPSK" w:cs="TH SarabunPSK"/>
-          <w:sz w:val="32"/>
-          <w:szCs w:val="32"/>
-        </w:rPr>
-        <w:t xml:space="preserve">Vite </w:t>
+      <w:proofErr w:type="spellStart"/>
+      <w:r>
+        <w:rPr>
+          <w:rFonts w:ascii="TH SarabunPSK" w:hAnsi="TH SarabunPSK" w:cs="TH SarabunPSK"/>
+          <w:sz w:val="32"/>
+          <w:szCs w:val="32"/>
+        </w:rPr>
+        <w:t>Vite</w:t>
+      </w:r>
+      <w:proofErr w:type="spellEnd"/>
+      <w:r>
+        <w:rPr>
+          <w:rFonts w:ascii="TH SarabunPSK" w:hAnsi="TH SarabunPSK" w:cs="TH SarabunPSK"/>
+          <w:sz w:val="32"/>
+          <w:szCs w:val="32"/>
+        </w:rPr>
+        <w:t xml:space="preserve"> </w:t>
       </w:r>
       <w:r>
         <w:rPr>
@@ -853,13 +882,23 @@
         </w:rPr>
         <w:t xml:space="preserve">ใช้เครื่องมืออย่าง </w:t>
       </w:r>
-      <w:r>
-        <w:rPr>
-          <w:rFonts w:ascii="TH SarabunPSK" w:hAnsi="TH SarabunPSK" w:cs="TH SarabunPSK"/>
-          <w:sz w:val="32"/>
-          <w:szCs w:val="32"/>
-        </w:rPr>
-        <w:t xml:space="preserve">ESBuild </w:t>
+      <w:proofErr w:type="spellStart"/>
+      <w:r>
+        <w:rPr>
+          <w:rFonts w:ascii="TH SarabunPSK" w:hAnsi="TH SarabunPSK" w:cs="TH SarabunPSK"/>
+          <w:sz w:val="32"/>
+          <w:szCs w:val="32"/>
+        </w:rPr>
+        <w:t>ESBuild</w:t>
+      </w:r>
+      <w:proofErr w:type="spellEnd"/>
+      <w:r>
+        <w:rPr>
+          <w:rFonts w:ascii="TH SarabunPSK" w:hAnsi="TH SarabunPSK" w:cs="TH SarabunPSK"/>
+          <w:sz w:val="32"/>
+          <w:szCs w:val="32"/>
+        </w:rPr>
+        <w:t xml:space="preserve"> </w:t>
       </w:r>
       <w:r>
         <w:rPr>
@@ -938,13 +977,23 @@
         </w:rPr>
         <w:t xml:space="preserve">ได้อย่างง่ายดาย โดยไม่ต้องตั้งค่ามากมาย นอกจากนี้ </w:t>
       </w:r>
-      <w:r>
-        <w:rPr>
-          <w:rFonts w:ascii="TH SarabunPSK" w:hAnsi="TH SarabunPSK" w:cs="TH SarabunPSK"/>
-          <w:sz w:val="32"/>
-          <w:szCs w:val="32"/>
-        </w:rPr>
-        <w:t xml:space="preserve">Vite </w:t>
+      <w:proofErr w:type="spellStart"/>
+      <w:r>
+        <w:rPr>
+          <w:rFonts w:ascii="TH SarabunPSK" w:hAnsi="TH SarabunPSK" w:cs="TH SarabunPSK"/>
+          <w:sz w:val="32"/>
+          <w:szCs w:val="32"/>
+        </w:rPr>
+        <w:t>Vite</w:t>
+      </w:r>
+      <w:proofErr w:type="spellEnd"/>
+      <w:r>
+        <w:rPr>
+          <w:rFonts w:ascii="TH SarabunPSK" w:hAnsi="TH SarabunPSK" w:cs="TH SarabunPSK"/>
+          <w:sz w:val="32"/>
+          <w:szCs w:val="32"/>
+        </w:rPr>
+        <w:t xml:space="preserve"> </w:t>
       </w:r>
       <w:r>
         <w:rPr>
@@ -1192,6 +1241,7 @@
         </w:rPr>
         <w:t xml:space="preserve"> </w:t>
       </w:r>
+      <w:proofErr w:type="spellStart"/>
       <w:r>
         <w:rPr>
           <w:rFonts w:ascii="TH SarabunPSK" w:hAnsi="TH SarabunPSK" w:cs="TH SarabunPSK"/>
@@ -1199,14 +1249,24 @@
           <w:sz w:val="32"/>
           <w:szCs w:val="32"/>
         </w:rPr>
-        <w:t xml:space="preserve">Vite </w:t>
-      </w:r>
+        <w:t>Vite</w:t>
+      </w:r>
+      <w:proofErr w:type="spellEnd"/>
       <w:r>
         <w:rPr>
           <w:rFonts w:ascii="TH SarabunPSK" w:hAnsi="TH SarabunPSK" w:cs="TH SarabunPSK"/>
           <w:spacing w:val="-4"/>
           <w:sz w:val="32"/>
           <w:szCs w:val="32"/>
+        </w:rPr>
+        <w:t xml:space="preserve"> </w:t>
+      </w:r>
+      <w:r>
+        <w:rPr>
+          <w:rFonts w:ascii="TH SarabunPSK" w:hAnsi="TH SarabunPSK" w:cs="TH SarabunPSK"/>
+          <w:spacing w:val="-4"/>
+          <w:sz w:val="32"/>
+          <w:szCs w:val="32"/>
           <w:cs/>
         </w:rPr>
         <w:t xml:space="preserve">คือเครื่องมือพัฒนาเว็บแอปพลิเคชันที่มีประสิทธิภาพสูง ซึ่งช่วยให้การเริ่มต้นโปรเจกต์ทำได้รวดเร็วและสะดวกยิ่งขึ้น โดยเฉพาะในการพัฒนาแอปพลิเคชันที่ใช้ </w:t>
@@ -1241,14 +1301,25 @@
           <w:szCs w:val="32"/>
         </w:rPr>
       </w:pPr>
-      <w:r>
-        <w:rPr>
-          <w:rFonts w:ascii="TH SarabunPSK" w:hAnsi="TH SarabunPSK" w:cs="TH SarabunPSK"/>
-          <w:spacing w:val="-6"/>
-          <w:sz w:val="32"/>
-          <w:szCs w:val="32"/>
-        </w:rPr>
-        <w:t xml:space="preserve">Vite </w:t>
+      <w:proofErr w:type="spellStart"/>
+      <w:r>
+        <w:rPr>
+          <w:rFonts w:ascii="TH SarabunPSK" w:hAnsi="TH SarabunPSK" w:cs="TH SarabunPSK"/>
+          <w:spacing w:val="-6"/>
+          <w:sz w:val="32"/>
+          <w:szCs w:val="32"/>
+        </w:rPr>
+        <w:t>Vite</w:t>
+      </w:r>
+      <w:proofErr w:type="spellEnd"/>
+      <w:r>
+        <w:rPr>
+          <w:rFonts w:ascii="TH SarabunPSK" w:hAnsi="TH SarabunPSK" w:cs="TH SarabunPSK"/>
+          <w:spacing w:val="-6"/>
+          <w:sz w:val="32"/>
+          <w:szCs w:val="32"/>
+        </w:rPr>
+        <w:t xml:space="preserve"> </w:t>
       </w:r>
       <w:r>
         <w:rPr>
@@ -1260,14 +1331,25 @@
         </w:rPr>
         <w:t xml:space="preserve">มีคุณสมบัติที่โดดเด่น ได้แก่ โหลดไฟล์เร็ว การเริ่มต้นโปรเจกต์ใหม่ทำได้อย่างรวดเร็ว ด้วยการใช้เทคโนโลยี </w:t>
       </w:r>
-      <w:r>
-        <w:rPr>
-          <w:rFonts w:ascii="TH SarabunPSK" w:hAnsi="TH SarabunPSK" w:cs="TH SarabunPSK"/>
-          <w:spacing w:val="-6"/>
-          <w:sz w:val="32"/>
-          <w:szCs w:val="32"/>
-        </w:rPr>
-        <w:t xml:space="preserve">ESBuild </w:t>
+      <w:proofErr w:type="spellStart"/>
+      <w:r>
+        <w:rPr>
+          <w:rFonts w:ascii="TH SarabunPSK" w:hAnsi="TH SarabunPSK" w:cs="TH SarabunPSK"/>
+          <w:spacing w:val="-6"/>
+          <w:sz w:val="32"/>
+          <w:szCs w:val="32"/>
+        </w:rPr>
+        <w:t>ESBuild</w:t>
+      </w:r>
+      <w:proofErr w:type="spellEnd"/>
+      <w:r>
+        <w:rPr>
+          <w:rFonts w:ascii="TH SarabunPSK" w:hAnsi="TH SarabunPSK" w:cs="TH SarabunPSK"/>
+          <w:spacing w:val="-6"/>
+          <w:sz w:val="32"/>
+          <w:szCs w:val="32"/>
+        </w:rPr>
+        <w:t xml:space="preserve"> </w:t>
       </w:r>
       <w:r>
         <w:rPr>
@@ -1335,14 +1417,25 @@
         </w:rPr>
         <w:t xml:space="preserve">ได้อย่างรวดเร็ว </w:t>
       </w:r>
-      <w:r>
-        <w:rPr>
-          <w:rFonts w:ascii="TH SarabunPSK" w:hAnsi="TH SarabunPSK" w:cs="TH SarabunPSK"/>
-          <w:spacing w:val="-6"/>
-          <w:sz w:val="32"/>
-          <w:szCs w:val="32"/>
-        </w:rPr>
-        <w:t xml:space="preserve">Vite </w:t>
+      <w:proofErr w:type="spellStart"/>
+      <w:r>
+        <w:rPr>
+          <w:rFonts w:ascii="TH SarabunPSK" w:hAnsi="TH SarabunPSK" w:cs="TH SarabunPSK"/>
+          <w:spacing w:val="-6"/>
+          <w:sz w:val="32"/>
+          <w:szCs w:val="32"/>
+        </w:rPr>
+        <w:t>Vite</w:t>
+      </w:r>
+      <w:proofErr w:type="spellEnd"/>
+      <w:r>
+        <w:rPr>
+          <w:rFonts w:ascii="TH SarabunPSK" w:hAnsi="TH SarabunPSK" w:cs="TH SarabunPSK"/>
+          <w:spacing w:val="-6"/>
+          <w:sz w:val="32"/>
+          <w:szCs w:val="32"/>
+        </w:rPr>
+        <w:t xml:space="preserve"> </w:t>
       </w:r>
       <w:r>
         <w:rPr>
@@ -1429,7 +1522,27 @@
           <w:sz w:val="32"/>
           <w:szCs w:val="32"/>
         </w:rPr>
-        <w:t xml:space="preserve">, Vite </w:t>
+        <w:t xml:space="preserve">, </w:t>
+      </w:r>
+      <w:proofErr w:type="spellStart"/>
+      <w:r>
+        <w:rPr>
+          <w:rFonts w:ascii="TH SarabunPSK" w:hAnsi="TH SarabunPSK" w:cs="TH SarabunPSK"/>
+          <w:spacing w:val="-6"/>
+          <w:sz w:val="32"/>
+          <w:szCs w:val="32"/>
+        </w:rPr>
+        <w:t>Vite</w:t>
+      </w:r>
+      <w:proofErr w:type="spellEnd"/>
+      <w:r>
+        <w:rPr>
+          <w:rFonts w:ascii="TH SarabunPSK" w:hAnsi="TH SarabunPSK" w:cs="TH SarabunPSK"/>
+          <w:spacing w:val="-6"/>
+          <w:sz w:val="32"/>
+          <w:szCs w:val="32"/>
+        </w:rPr>
+        <w:t xml:space="preserve"> </w:t>
       </w:r>
       <w:r>
         <w:rPr>
@@ -2068,7 +2181,7 @@
       <w:pPr>
         <w:spacing w:after="0" w:line="240" w:lineRule="auto"/>
         <w:rPr>
-          <w:rFonts w:ascii="TH SarabunPSK" w:hAnsi="TH SarabunPSK" w:cs="TH SarabunPSK"/>
+          <w:rFonts w:ascii="TH SarabunPSK" w:hAnsi="TH SarabunPSK" w:cs="TH SarabunPSK" w:hint="cs"/>
           <w:sz w:val="32"/>
           <w:szCs w:val="32"/>
         </w:rPr>
@@ -2112,16 +2225,6 @@
     <w:p>
       <w:pPr>
         <w:spacing w:after="0" w:line="240" w:lineRule="auto"/>
-        <w:rPr>
-          <w:rFonts w:ascii="TH SarabunPSK" w:hAnsi="TH SarabunPSK" w:cs="TH SarabunPSK"/>
-          <w:sz w:val="32"/>
-          <w:szCs w:val="32"/>
-        </w:rPr>
-      </w:pPr>
-    </w:p>
-    <w:p>
-      <w:pPr>
-        <w:spacing w:after="0" w:line="240" w:lineRule="auto"/>
         <w:ind w:firstLine="709"/>
         <w:rPr>
           <w:rFonts w:ascii="TH SarabunPSK" w:hAnsi="TH SarabunPSK" w:cs="TH SarabunPSK"/>
@@ -2159,7 +2262,7 @@
       <w:pPr>
         <w:spacing w:after="0" w:line="240" w:lineRule="auto"/>
         <w:rPr>
-          <w:rFonts w:ascii="TH SarabunPSK" w:hAnsi="TH SarabunPSK" w:cs="TH SarabunPSK"/>
+          <w:rFonts w:ascii="TH SarabunPSK" w:hAnsi="TH SarabunPSK" w:cs="TH SarabunPSK" w:hint="cs"/>
           <w:sz w:val="32"/>
           <w:szCs w:val="32"/>
         </w:rPr>
@@ -2239,36 +2342,7 @@
           <w:szCs w:val="32"/>
           <w:cs/>
         </w:rPr>
-        <w:t>ซึ่งเป็นแนวคิดใน</w:t>
-      </w:r>
-    </w:p>
-    <w:p>
-      <w:pPr>
-        <w:spacing w:after="0" w:line="240" w:lineRule="auto"/>
-        <w:rPr>
-          <w:rFonts w:ascii="TH SarabunPSK" w:hAnsi="TH SarabunPSK" w:cs="TH SarabunPSK"/>
-          <w:sz w:val="32"/>
-          <w:szCs w:val="32"/>
-        </w:rPr>
-      </w:pPr>
-    </w:p>
-    <w:p>
-      <w:pPr>
-        <w:spacing w:after="0" w:line="240" w:lineRule="auto"/>
-        <w:rPr>
-          <w:rFonts w:ascii="TH SarabunPSK" w:hAnsi="TH SarabunPSK" w:cs="TH SarabunPSK"/>
-          <w:sz w:val="32"/>
-          <w:szCs w:val="32"/>
-        </w:rPr>
-      </w:pPr>
-      <w:r>
-        <w:rPr>
-          <w:rFonts w:ascii="TH SarabunPSK" w:hAnsi="TH SarabunPSK" w:cs="TH SarabunPSK"/>
-          <w:sz w:val="32"/>
-          <w:szCs w:val="32"/>
-          <w:cs/>
-        </w:rPr>
-        <w:t xml:space="preserve">การเรียกใช้งาน </w:t>
+        <w:t xml:space="preserve">ซึ่งเป็นแนวคิดในการเรียกใช้งาน </w:t>
       </w:r>
       <w:r>
         <w:rPr>
@@ -2291,16 +2365,6 @@
     <w:p>
       <w:pPr>
         <w:spacing w:after="0" w:line="240" w:lineRule="auto"/>
-        <w:rPr>
-          <w:rFonts w:ascii="TH SarabunPSK" w:hAnsi="TH SarabunPSK" w:cs="TH SarabunPSK"/>
-          <w:sz w:val="32"/>
-          <w:szCs w:val="32"/>
-        </w:rPr>
-      </w:pPr>
-    </w:p>
-    <w:p>
-      <w:pPr>
-        <w:spacing w:after="0" w:line="240" w:lineRule="auto"/>
         <w:ind w:firstLine="709"/>
         <w:rPr>
           <w:rFonts w:ascii="TH SarabunPSK" w:hAnsi="TH SarabunPSK" w:cs="TH SarabunPSK"/>
@@ -2355,7 +2419,7 @@
       <w:pPr>
         <w:spacing w:after="0" w:line="240" w:lineRule="auto"/>
         <w:rPr>
-          <w:rFonts w:ascii="TH SarabunPSK" w:hAnsi="TH SarabunPSK" w:cs="TH SarabunPSK"/>
+          <w:rFonts w:ascii="TH SarabunPSK" w:hAnsi="TH SarabunPSK" w:cs="TH SarabunPSK" w:hint="cs"/>
           <w:sz w:val="32"/>
           <w:szCs w:val="32"/>
         </w:rPr>
@@ -2369,26 +2433,6 @@
         </w:rPr>
         <w:t xml:space="preserve">ระบบโดเนทขึ้นจอจำเป็นต้องแสดงผลข้อมูลที่เกิดขึ้นแบบเรียลไทม์ เช่น เมื่อมีการบริจาคเข้ามา ระบบต้องแสดงข้อความแจ้งเตือนทันที ไม่ให้มีการหน่วง </w:t>
       </w:r>
-    </w:p>
-    <w:p>
-      <w:pPr>
-        <w:spacing w:after="0" w:line="240" w:lineRule="auto"/>
-        <w:rPr>
-          <w:rFonts w:ascii="TH SarabunPSK" w:hAnsi="TH SarabunPSK" w:cs="TH SarabunPSK"/>
-          <w:sz w:val="32"/>
-          <w:szCs w:val="32"/>
-        </w:rPr>
-      </w:pPr>
-    </w:p>
-    <w:p>
-      <w:pPr>
-        <w:spacing w:after="0" w:line="240" w:lineRule="auto"/>
-        <w:rPr>
-          <w:rFonts w:ascii="TH SarabunPSK" w:hAnsi="TH SarabunPSK" w:cs="TH SarabunPSK"/>
-          <w:sz w:val="32"/>
-          <w:szCs w:val="32"/>
-        </w:rPr>
-      </w:pPr>
       <w:r>
         <w:rPr>
           <w:rFonts w:ascii="TH SarabunPSK" w:hAnsi="TH SarabunPSK" w:cs="TH SarabunPSK"/>
@@ -2444,16 +2488,6 @@
     <w:p>
       <w:pPr>
         <w:spacing w:after="0" w:line="240" w:lineRule="auto"/>
-        <w:rPr>
-          <w:rFonts w:ascii="TH SarabunPSK" w:hAnsi="TH SarabunPSK" w:cs="TH SarabunPSK"/>
-          <w:sz w:val="32"/>
-          <w:szCs w:val="32"/>
-        </w:rPr>
-      </w:pPr>
-    </w:p>
-    <w:p>
-      <w:pPr>
-        <w:spacing w:after="0" w:line="240" w:lineRule="auto"/>
         <w:ind w:firstLine="709"/>
         <w:rPr>
           <w:rFonts w:ascii="TH SarabunPSK" w:hAnsi="TH SarabunPSK" w:cs="TH SarabunPSK"/>
@@ -2508,7 +2542,7 @@
       <w:pPr>
         <w:spacing w:after="0" w:line="240" w:lineRule="auto"/>
         <w:rPr>
-          <w:rFonts w:ascii="TH SarabunPSK" w:hAnsi="TH SarabunPSK" w:cs="TH SarabunPSK"/>
+          <w:rFonts w:ascii="TH SarabunPSK" w:hAnsi="TH SarabunPSK" w:cs="TH SarabunPSK" w:hint="cs"/>
           <w:sz w:val="32"/>
           <w:szCs w:val="32"/>
         </w:rPr>
@@ -2560,16 +2594,6 @@
     <w:p>
       <w:pPr>
         <w:spacing w:after="0" w:line="240" w:lineRule="auto"/>
-        <w:rPr>
-          <w:rFonts w:ascii="TH SarabunPSK" w:hAnsi="TH SarabunPSK" w:cs="TH SarabunPSK"/>
-          <w:sz w:val="32"/>
-          <w:szCs w:val="32"/>
-        </w:rPr>
-      </w:pPr>
-    </w:p>
-    <w:p>
-      <w:pPr>
-        <w:spacing w:after="0" w:line="240" w:lineRule="auto"/>
         <w:ind w:firstLine="709"/>
         <w:rPr>
           <w:rFonts w:ascii="TH SarabunPSK" w:hAnsi="TH SarabunPSK" w:cs="TH SarabunPSK"/>
@@ -2636,36 +2660,7 @@
           <w:szCs w:val="32"/>
           <w:cs/>
         </w:rPr>
-        <w:t xml:space="preserve">เพื่อให้เกิดความสะดวกในการดูข้อมูล การตั้งค่า และการปรับแต่งต่างๆ </w:t>
-      </w:r>
-    </w:p>
-    <w:p>
-      <w:pPr>
-        <w:spacing w:after="0" w:line="240" w:lineRule="auto"/>
-        <w:rPr>
-          <w:rFonts w:ascii="TH SarabunPSK" w:hAnsi="TH SarabunPSK" w:cs="TH SarabunPSK"/>
-          <w:sz w:val="32"/>
-          <w:szCs w:val="32"/>
-        </w:rPr>
-      </w:pPr>
-    </w:p>
-    <w:p>
-      <w:pPr>
-        <w:spacing w:after="0" w:line="240" w:lineRule="auto"/>
-        <w:rPr>
-          <w:rFonts w:ascii="TH SarabunPSK" w:hAnsi="TH SarabunPSK" w:cs="TH SarabunPSK"/>
-          <w:sz w:val="32"/>
-          <w:szCs w:val="32"/>
-        </w:rPr>
-      </w:pPr>
-      <w:r>
-        <w:rPr>
-          <w:rFonts w:ascii="TH SarabunPSK" w:hAnsi="TH SarabunPSK" w:cs="TH SarabunPSK"/>
-          <w:sz w:val="32"/>
-          <w:szCs w:val="32"/>
-          <w:cs/>
-        </w:rPr>
-        <w:t xml:space="preserve">การออกแบบ </w:t>
+        <w:t xml:space="preserve">เพื่อให้เกิดความสะดวกในการดูข้อมูล การตั้งค่า และการปรับแต่งต่างๆ การออกแบบ </w:t>
       </w:r>
       <w:r>
         <w:rPr>
@@ -2720,6 +2715,86 @@
         <w:spacing w:after="0" w:line="240" w:lineRule="auto"/>
         <w:rPr>
           <w:rFonts w:ascii="TH SarabunPSK" w:hAnsi="TH SarabunPSK" w:cs="TH SarabunPSK"/>
+          <w:sz w:val="32"/>
+          <w:szCs w:val="32"/>
+        </w:rPr>
+      </w:pPr>
+    </w:p>
+    <w:p>
+      <w:pPr>
+        <w:spacing w:after="0" w:line="240" w:lineRule="auto"/>
+        <w:rPr>
+          <w:rFonts w:ascii="TH SarabunPSK" w:hAnsi="TH SarabunPSK" w:cs="TH SarabunPSK"/>
+          <w:sz w:val="32"/>
+          <w:szCs w:val="32"/>
+        </w:rPr>
+      </w:pPr>
+    </w:p>
+    <w:p>
+      <w:pPr>
+        <w:spacing w:after="0" w:line="240" w:lineRule="auto"/>
+        <w:rPr>
+          <w:rFonts w:ascii="TH SarabunPSK" w:hAnsi="TH SarabunPSK" w:cs="TH SarabunPSK"/>
+          <w:sz w:val="32"/>
+          <w:szCs w:val="32"/>
+        </w:rPr>
+      </w:pPr>
+    </w:p>
+    <w:p>
+      <w:pPr>
+        <w:spacing w:after="0" w:line="240" w:lineRule="auto"/>
+        <w:rPr>
+          <w:rFonts w:ascii="TH SarabunPSK" w:hAnsi="TH SarabunPSK" w:cs="TH SarabunPSK"/>
+          <w:sz w:val="32"/>
+          <w:szCs w:val="32"/>
+        </w:rPr>
+      </w:pPr>
+    </w:p>
+    <w:p>
+      <w:pPr>
+        <w:spacing w:after="0" w:line="240" w:lineRule="auto"/>
+        <w:rPr>
+          <w:rFonts w:ascii="TH SarabunPSK" w:hAnsi="TH SarabunPSK" w:cs="TH SarabunPSK"/>
+          <w:sz w:val="32"/>
+          <w:szCs w:val="32"/>
+        </w:rPr>
+      </w:pPr>
+    </w:p>
+    <w:p>
+      <w:pPr>
+        <w:spacing w:after="0" w:line="240" w:lineRule="auto"/>
+        <w:rPr>
+          <w:rFonts w:ascii="TH SarabunPSK" w:hAnsi="TH SarabunPSK" w:cs="TH SarabunPSK"/>
+          <w:sz w:val="32"/>
+          <w:szCs w:val="32"/>
+        </w:rPr>
+      </w:pPr>
+    </w:p>
+    <w:p>
+      <w:pPr>
+        <w:spacing w:after="0" w:line="240" w:lineRule="auto"/>
+        <w:rPr>
+          <w:rFonts w:ascii="TH SarabunPSK" w:hAnsi="TH SarabunPSK" w:cs="TH SarabunPSK"/>
+          <w:sz w:val="32"/>
+          <w:szCs w:val="32"/>
+        </w:rPr>
+      </w:pPr>
+    </w:p>
+    <w:p>
+      <w:pPr>
+        <w:spacing w:after="0" w:line="240" w:lineRule="auto"/>
+        <w:rPr>
+          <w:rFonts w:ascii="TH SarabunPSK" w:hAnsi="TH SarabunPSK" w:cs="TH SarabunPSK"/>
+          <w:sz w:val="32"/>
+          <w:szCs w:val="32"/>
+        </w:rPr>
+      </w:pPr>
+    </w:p>
+    <w:p>
+      <w:pPr>
+        <w:spacing w:after="0" w:line="240" w:lineRule="auto"/>
+        <w:rPr>
+          <w:rFonts w:ascii="TH SarabunPSK" w:hAnsi="TH SarabunPSK" w:cs="TH SarabunPSK" w:hint="cs"/>
           <w:sz w:val="32"/>
           <w:szCs w:val="32"/>
         </w:rPr>
@@ -2832,12 +2907,14 @@
         </w:rPr>
         <w:t>(</w:t>
       </w:r>
+      <w:proofErr w:type="spellStart"/>
       <w:r>
         <w:rPr>
           <w:rFonts w:ascii="TH SarabunPSK" w:hAnsi="TH SarabunPSK" w:cs="TH SarabunPSK"/>
         </w:rPr>
         <w:t>prasert</w:t>
       </w:r>
+      <w:proofErr w:type="spellEnd"/>
       <w:r>
         <w:rPr>
           <w:rFonts w:ascii="TH SarabunPSK" w:hAnsi="TH SarabunPSK" w:cs="TH SarabunPSK"/>
@@ -4145,6 +4222,7 @@
       <w:pgMar w:top="2160" w:right="1440" w:bottom="1440" w:left="2160" w:header="706" w:footer="706" w:gutter="0"/>
       <w:pgNumType w:start="7"/>
       <w:cols w:space="708"/>
+      <w:titlePg/>
       <w:docGrid w:linePitch="360"/>
     </w:sectPr>
   </w:body>
@@ -4152,7 +4230,7 @@
 </file>
 
 <file path=word/endnotes.xml><?xml version="1.0" encoding="utf-8"?>
-<w:endnotes xmlns:wpc="http://schemas.microsoft.com/office/word/2010/wordprocessingCanvas" xmlns:cx="http://schemas.microsoft.com/office/drawing/2014/chartex" xmlns:cx1="http://schemas.microsoft.com/office/drawing/2015/9/8/chartex" xmlns:cx2="http://schemas.microsoft.com/office/drawing/2015/10/21/chartex" xmlns:cx3="http://schemas.microsoft.com/office/drawing/2016/5/9/chartex" xmlns:cx4="http://schemas.microsoft.com/office/drawing/2016/5/10/chartex" xmlns:cx5="http://schemas.microsoft.com/office/drawing/2016/5/11/chartex" xmlns:cx6="http://schemas.microsoft.com/office/drawing/2016/5/12/chartex" xmlns:cx7="http://schemas.microsoft.com/office/drawing/2016/5/13/chartex" xmlns:cx8="http://schemas.microsoft.com/office/drawing/2016/5/14/chartex" xmlns:mc="http://schemas.openxmlformats.org/markup-compatibility/2006" xmlns:aink="http://schemas.microsoft.com/office/drawing/2016/ink" xmlns:am3d="http://schemas.microsoft.com/office/drawing/2017/model3d" xmlns:o="urn:schemas-microsoft-com:office:office" xmlns:oel="http://schemas.microsoft.com/office/2019/extlst" xmlns:r="http://schemas.openxmlformats.org/officeDocument/2006/relationships" xmlns:m="http://schemas.openxmlformats.org/officeDocument/2006/math" xmlns:v="urn:schemas-microsoft-com:vml" xmlns:wp14="http://schemas.microsoft.com/office/word/2010/wordprocessingDrawing" xmlns:wp="http://schemas.openxmlformats.org/drawingml/2006/wordprocessingDrawing" xmlns:w10="urn:schemas-microsoft-com:office:word" xmlns:w="http://schemas.openxmlformats.org/wordprocessingml/2006/main" xmlns:w14="http://schemas.microsoft.com/office/word/2010/wordml" xmlns:w15="http://schemas.microsoft.com/office/word/2012/wordml" xmlns:w16cex="http://schemas.microsoft.com/office/word/2018/wordml/cex" xmlns:w16cid="http://schemas.microsoft.com/office/word/2016/wordml/cid" xmlns:w16="http://schemas.microsoft.com/office/word/2018/wordml" xmlns:w16du="http://schemas.microsoft.com/office/word/2023/wordml/word16du" xmlns:w16sdtdh="http://schemas.microsoft.com/office/word/2020/wordml/sdtdatahash" xmlns:w16sdtfl="http://schemas.microsoft.com/office/word/2024/wordml/sdtformatlock" xmlns:w16se="http://schemas.microsoft.com/office/word/2015/wordml/symex" xmlns:wpg="http://schemas.microsoft.com/office/word/2010/wordprocessingGroup" xmlns:wpi="http://schemas.microsoft.com/office/word/2010/wordprocessingInk" xmlns:wne="http://schemas.microsoft.com/office/word/2006/wordml" xmlns:wps="http://schemas.microsoft.com/office/word/2010/wordprocessingShape" mc:Ignorable="w14 w15 w16se w16cid w16 w16cex w16sdtdh w16sdtfl w16du wp14">
+<w:endnotes xmlns:wpc="http://schemas.microsoft.com/office/word/2010/wordprocessingCanvas" xmlns:cx="http://schemas.microsoft.com/office/drawing/2014/chartex" xmlns:cx1="http://schemas.microsoft.com/office/drawing/2015/9/8/chartex" xmlns:cx2="http://schemas.microsoft.com/office/drawing/2015/10/21/chartex" xmlns:cx3="http://schemas.microsoft.com/office/drawing/2016/5/9/chartex" xmlns:cx4="http://schemas.microsoft.com/office/drawing/2016/5/10/chartex" xmlns:cx5="http://schemas.microsoft.com/office/drawing/2016/5/11/chartex" xmlns:cx6="http://schemas.microsoft.com/office/drawing/2016/5/12/chartex" xmlns:cx7="http://schemas.microsoft.com/office/drawing/2016/5/13/chartex" xmlns:cx8="http://schemas.microsoft.com/office/drawing/2016/5/14/chartex" xmlns:mc="http://schemas.openxmlformats.org/markup-compatibility/2006" xmlns:aink="http://schemas.microsoft.com/office/drawing/2016/ink" xmlns:am3d="http://schemas.microsoft.com/office/drawing/2017/model3d" xmlns:o="urn:schemas-microsoft-com:office:office" xmlns:oel="http://schemas.microsoft.com/office/2019/extlst" xmlns:r="http://schemas.openxmlformats.org/officeDocument/2006/relationships" xmlns:m="http://schemas.openxmlformats.org/officeDocument/2006/math" xmlns:v="urn:schemas-microsoft-com:vml" xmlns:wp14="http://schemas.microsoft.com/office/word/2010/wordprocessingDrawing" xmlns:wp="http://schemas.openxmlformats.org/drawingml/2006/wordprocessingDrawing" xmlns:w10="urn:schemas-microsoft-com:office:word" xmlns:w="http://schemas.openxmlformats.org/wordprocessingml/2006/main" xmlns:w14="http://schemas.microsoft.com/office/word/2010/wordml" xmlns:w15="http://schemas.microsoft.com/office/word/2012/wordml" xmlns:w16cex="http://schemas.microsoft.com/office/word/2018/wordml/cex" xmlns:w16cid="http://schemas.microsoft.com/office/word/2016/wordml/cid" xmlns:w16="http://schemas.microsoft.com/office/word/2018/wordml" xmlns:w16sdtdh="http://schemas.microsoft.com/office/word/2020/wordml/sdtdatahash" xmlns:w16se="http://schemas.microsoft.com/office/word/2015/wordml/symex" xmlns:wpg="http://schemas.microsoft.com/office/word/2010/wordprocessingGroup" xmlns:wpi="http://schemas.microsoft.com/office/word/2010/wordprocessingInk" xmlns:wne="http://schemas.microsoft.com/office/word/2006/wordml" xmlns:wps="http://schemas.microsoft.com/office/word/2010/wordprocessingShape" mc:Ignorable="w14 w15 w16se w16cid w16 w16cex w16sdtdh wp14">
   <w:endnote w:type="separator" w:id="-1">
     <w:p>
       <w:pPr>
@@ -4177,7 +4255,7 @@
 </file>
 
 <file path=word/footer1.xml><?xml version="1.0" encoding="utf-8"?>
-<w:ftr xmlns:wpc="http://schemas.microsoft.com/office/word/2010/wordprocessingCanvas" xmlns:cx="http://schemas.microsoft.com/office/drawing/2014/chartex" xmlns:cx1="http://schemas.microsoft.com/office/drawing/2015/9/8/chartex" xmlns:cx2="http://schemas.microsoft.com/office/drawing/2015/10/21/chartex" xmlns:cx3="http://schemas.microsoft.com/office/drawing/2016/5/9/chartex" xmlns:cx4="http://schemas.microsoft.com/office/drawing/2016/5/10/chartex" xmlns:cx5="http://schemas.microsoft.com/office/drawing/2016/5/11/chartex" xmlns:cx6="http://schemas.microsoft.com/office/drawing/2016/5/12/chartex" xmlns:cx7="http://schemas.microsoft.com/office/drawing/2016/5/13/chartex" xmlns:cx8="http://schemas.microsoft.com/office/drawing/2016/5/14/chartex" xmlns:mc="http://schemas.openxmlformats.org/markup-compatibility/2006" xmlns:aink="http://schemas.microsoft.com/office/drawing/2016/ink" xmlns:am3d="http://schemas.microsoft.com/office/drawing/2017/model3d" xmlns:o="urn:schemas-microsoft-com:office:office" xmlns:oel="http://schemas.microsoft.com/office/2019/extlst" xmlns:r="http://schemas.openxmlformats.org/officeDocument/2006/relationships" xmlns:m="http://schemas.openxmlformats.org/officeDocument/2006/math" xmlns:v="urn:schemas-microsoft-com:vml" xmlns:wp14="http://schemas.microsoft.com/office/word/2010/wordprocessingDrawing" xmlns:wp="http://schemas.openxmlformats.org/drawingml/2006/wordprocessingDrawing" xmlns:w10="urn:schemas-microsoft-com:office:word" xmlns:w="http://schemas.openxmlformats.org/wordprocessingml/2006/main" xmlns:w14="http://schemas.microsoft.com/office/word/2010/wordml" xmlns:w15="http://schemas.microsoft.com/office/word/2012/wordml" xmlns:w16cex="http://schemas.microsoft.com/office/word/2018/wordml/cex" xmlns:w16cid="http://schemas.microsoft.com/office/word/2016/wordml/cid" xmlns:w16="http://schemas.microsoft.com/office/word/2018/wordml" xmlns:w16du="http://schemas.microsoft.com/office/word/2023/wordml/word16du" xmlns:w16sdtdh="http://schemas.microsoft.com/office/word/2020/wordml/sdtdatahash" xmlns:w16sdtfl="http://schemas.microsoft.com/office/word/2024/wordml/sdtformatlock" xmlns:w16se="http://schemas.microsoft.com/office/word/2015/wordml/symex" xmlns:wpg="http://schemas.microsoft.com/office/word/2010/wordprocessingGroup" xmlns:wpi="http://schemas.microsoft.com/office/word/2010/wordprocessingInk" xmlns:wne="http://schemas.microsoft.com/office/word/2006/wordml" xmlns:wps="http://schemas.microsoft.com/office/word/2010/wordprocessingShape" mc:Ignorable="w14 w15 w16se w16cid w16 w16cex w16sdtdh w16sdtfl w16du wp14">
+<w:ftr xmlns:wpc="http://schemas.microsoft.com/office/word/2010/wordprocessingCanvas" xmlns:cx="http://schemas.microsoft.com/office/drawing/2014/chartex" xmlns:cx1="http://schemas.microsoft.com/office/drawing/2015/9/8/chartex" xmlns:cx2="http://schemas.microsoft.com/office/drawing/2015/10/21/chartex" xmlns:cx3="http://schemas.microsoft.com/office/drawing/2016/5/9/chartex" xmlns:cx4="http://schemas.microsoft.com/office/drawing/2016/5/10/chartex" xmlns:cx5="http://schemas.microsoft.com/office/drawing/2016/5/11/chartex" xmlns:cx6="http://schemas.microsoft.com/office/drawing/2016/5/12/chartex" xmlns:cx7="http://schemas.microsoft.com/office/drawing/2016/5/13/chartex" xmlns:cx8="http://schemas.microsoft.com/office/drawing/2016/5/14/chartex" xmlns:mc="http://schemas.openxmlformats.org/markup-compatibility/2006" xmlns:aink="http://schemas.microsoft.com/office/drawing/2016/ink" xmlns:am3d="http://schemas.microsoft.com/office/drawing/2017/model3d" xmlns:o="urn:schemas-microsoft-com:office:office" xmlns:oel="http://schemas.microsoft.com/office/2019/extlst" xmlns:r="http://schemas.openxmlformats.org/officeDocument/2006/relationships" xmlns:m="http://schemas.openxmlformats.org/officeDocument/2006/math" xmlns:v="urn:schemas-microsoft-com:vml" xmlns:wp14="http://schemas.microsoft.com/office/word/2010/wordprocessingDrawing" xmlns:wp="http://schemas.openxmlformats.org/drawingml/2006/wordprocessingDrawing" xmlns:w10="urn:schemas-microsoft-com:office:word" xmlns:w="http://schemas.openxmlformats.org/wordprocessingml/2006/main" xmlns:w14="http://schemas.microsoft.com/office/word/2010/wordml" xmlns:w15="http://schemas.microsoft.com/office/word/2012/wordml" xmlns:w16cex="http://schemas.microsoft.com/office/word/2018/wordml/cex" xmlns:w16cid="http://schemas.microsoft.com/office/word/2016/wordml/cid" xmlns:w16="http://schemas.microsoft.com/office/word/2018/wordml" xmlns:w16sdtdh="http://schemas.microsoft.com/office/word/2020/wordml/sdtdatahash" xmlns:w16se="http://schemas.microsoft.com/office/word/2015/wordml/symex" xmlns:wpg="http://schemas.microsoft.com/office/word/2010/wordprocessingGroup" xmlns:wpi="http://schemas.microsoft.com/office/word/2010/wordprocessingInk" xmlns:wne="http://schemas.microsoft.com/office/word/2006/wordml" xmlns:wps="http://schemas.microsoft.com/office/word/2010/wordprocessingShape" mc:Ignorable="w14 w15 w16se w16cid w16 w16cex w16sdtdh wp14">
   <w:p>
     <w:pPr>
       <w:pStyle w:val="Footer"/>
@@ -4187,7 +4265,7 @@
 </file>
 
 <file path=word/footer2.xml><?xml version="1.0" encoding="utf-8"?>
-<w:ftr xmlns:wpc="http://schemas.microsoft.com/office/word/2010/wordprocessingCanvas" xmlns:cx="http://schemas.microsoft.com/office/drawing/2014/chartex" xmlns:cx1="http://schemas.microsoft.com/office/drawing/2015/9/8/chartex" xmlns:cx2="http://schemas.microsoft.com/office/drawing/2015/10/21/chartex" xmlns:cx3="http://schemas.microsoft.com/office/drawing/2016/5/9/chartex" xmlns:cx4="http://schemas.microsoft.com/office/drawing/2016/5/10/chartex" xmlns:cx5="http://schemas.microsoft.com/office/drawing/2016/5/11/chartex" xmlns:cx6="http://schemas.microsoft.com/office/drawing/2016/5/12/chartex" xmlns:cx7="http://schemas.microsoft.com/office/drawing/2016/5/13/chartex" xmlns:cx8="http://schemas.microsoft.com/office/drawing/2016/5/14/chartex" xmlns:mc="http://schemas.openxmlformats.org/markup-compatibility/2006" xmlns:aink="http://schemas.microsoft.com/office/drawing/2016/ink" xmlns:am3d="http://schemas.microsoft.com/office/drawing/2017/model3d" xmlns:o="urn:schemas-microsoft-com:office:office" xmlns:oel="http://schemas.microsoft.com/office/2019/extlst" xmlns:r="http://schemas.openxmlformats.org/officeDocument/2006/relationships" xmlns:m="http://schemas.openxmlformats.org/officeDocument/2006/math" xmlns:v="urn:schemas-microsoft-com:vml" xmlns:wp14="http://schemas.microsoft.com/office/word/2010/wordprocessingDrawing" xmlns:wp="http://schemas.openxmlformats.org/drawingml/2006/wordprocessingDrawing" xmlns:w10="urn:schemas-microsoft-com:office:word" xmlns:w="http://schemas.openxmlformats.org/wordprocessingml/2006/main" xmlns:w14="http://schemas.microsoft.com/office/word/2010/wordml" xmlns:w15="http://schemas.microsoft.com/office/word/2012/wordml" xmlns:w16cex="http://schemas.microsoft.com/office/word/2018/wordml/cex" xmlns:w16cid="http://schemas.microsoft.com/office/word/2016/wordml/cid" xmlns:w16="http://schemas.microsoft.com/office/word/2018/wordml" xmlns:w16du="http://schemas.microsoft.com/office/word/2023/wordml/word16du" xmlns:w16sdtdh="http://schemas.microsoft.com/office/word/2020/wordml/sdtdatahash" xmlns:w16sdtfl="http://schemas.microsoft.com/office/word/2024/wordml/sdtformatlock" xmlns:w16se="http://schemas.microsoft.com/office/word/2015/wordml/symex" xmlns:wpg="http://schemas.microsoft.com/office/word/2010/wordprocessingGroup" xmlns:wpi="http://schemas.microsoft.com/office/word/2010/wordprocessingInk" xmlns:wne="http://schemas.microsoft.com/office/word/2006/wordml" xmlns:wps="http://schemas.microsoft.com/office/word/2010/wordprocessingShape" mc:Ignorable="w14 w15 w16se w16cid w16 w16cex w16sdtdh w16sdtfl w16du wp14">
+<w:ftr xmlns:wpc="http://schemas.microsoft.com/office/word/2010/wordprocessingCanvas" xmlns:cx="http://schemas.microsoft.com/office/drawing/2014/chartex" xmlns:cx1="http://schemas.microsoft.com/office/drawing/2015/9/8/chartex" xmlns:cx2="http://schemas.microsoft.com/office/drawing/2015/10/21/chartex" xmlns:cx3="http://schemas.microsoft.com/office/drawing/2016/5/9/chartex" xmlns:cx4="http://schemas.microsoft.com/office/drawing/2016/5/10/chartex" xmlns:cx5="http://schemas.microsoft.com/office/drawing/2016/5/11/chartex" xmlns:cx6="http://schemas.microsoft.com/office/drawing/2016/5/12/chartex" xmlns:cx7="http://schemas.microsoft.com/office/drawing/2016/5/13/chartex" xmlns:cx8="http://schemas.microsoft.com/office/drawing/2016/5/14/chartex" xmlns:mc="http://schemas.openxmlformats.org/markup-compatibility/2006" xmlns:aink="http://schemas.microsoft.com/office/drawing/2016/ink" xmlns:am3d="http://schemas.microsoft.com/office/drawing/2017/model3d" xmlns:o="urn:schemas-microsoft-com:office:office" xmlns:oel="http://schemas.microsoft.com/office/2019/extlst" xmlns:r="http://schemas.openxmlformats.org/officeDocument/2006/relationships" xmlns:m="http://schemas.openxmlformats.org/officeDocument/2006/math" xmlns:v="urn:schemas-microsoft-com:vml" xmlns:wp14="http://schemas.microsoft.com/office/word/2010/wordprocessingDrawing" xmlns:wp="http://schemas.openxmlformats.org/drawingml/2006/wordprocessingDrawing" xmlns:w10="urn:schemas-microsoft-com:office:word" xmlns:w="http://schemas.openxmlformats.org/wordprocessingml/2006/main" xmlns:w14="http://schemas.microsoft.com/office/word/2010/wordml" xmlns:w15="http://schemas.microsoft.com/office/word/2012/wordml" xmlns:w16cex="http://schemas.microsoft.com/office/word/2018/wordml/cex" xmlns:w16cid="http://schemas.microsoft.com/office/word/2016/wordml/cid" xmlns:w16="http://schemas.microsoft.com/office/word/2018/wordml" xmlns:w16sdtdh="http://schemas.microsoft.com/office/word/2020/wordml/sdtdatahash" xmlns:w16se="http://schemas.microsoft.com/office/word/2015/wordml/symex" xmlns:wpg="http://schemas.microsoft.com/office/word/2010/wordprocessingGroup" xmlns:wpi="http://schemas.microsoft.com/office/word/2010/wordprocessingInk" xmlns:wne="http://schemas.microsoft.com/office/word/2006/wordml" xmlns:wps="http://schemas.microsoft.com/office/word/2010/wordprocessingShape" mc:Ignorable="w14 w15 w16se w16cid w16 w16cex w16sdtdh wp14">
   <w:p>
     <w:pPr>
       <w:pStyle w:val="Footer"/>
@@ -4197,7 +4275,7 @@
 </file>
 
 <file path=word/footer3.xml><?xml version="1.0" encoding="utf-8"?>
-<w:ftr xmlns:wpc="http://schemas.microsoft.com/office/word/2010/wordprocessingCanvas" xmlns:cx="http://schemas.microsoft.com/office/drawing/2014/chartex" xmlns:cx1="http://schemas.microsoft.com/office/drawing/2015/9/8/chartex" xmlns:cx2="http://schemas.microsoft.com/office/drawing/2015/10/21/chartex" xmlns:cx3="http://schemas.microsoft.com/office/drawing/2016/5/9/chartex" xmlns:cx4="http://schemas.microsoft.com/office/drawing/2016/5/10/chartex" xmlns:cx5="http://schemas.microsoft.com/office/drawing/2016/5/11/chartex" xmlns:cx6="http://schemas.microsoft.com/office/drawing/2016/5/12/chartex" xmlns:cx7="http://schemas.microsoft.com/office/drawing/2016/5/13/chartex" xmlns:cx8="http://schemas.microsoft.com/office/drawing/2016/5/14/chartex" xmlns:mc="http://schemas.openxmlformats.org/markup-compatibility/2006" xmlns:aink="http://schemas.microsoft.com/office/drawing/2016/ink" xmlns:am3d="http://schemas.microsoft.com/office/drawing/2017/model3d" xmlns:o="urn:schemas-microsoft-com:office:office" xmlns:oel="http://schemas.microsoft.com/office/2019/extlst" xmlns:r="http://schemas.openxmlformats.org/officeDocument/2006/relationships" xmlns:m="http://schemas.openxmlformats.org/officeDocument/2006/math" xmlns:v="urn:schemas-microsoft-com:vml" xmlns:wp14="http://schemas.microsoft.com/office/word/2010/wordprocessingDrawing" xmlns:wp="http://schemas.openxmlformats.org/drawingml/2006/wordprocessingDrawing" xmlns:w10="urn:schemas-microsoft-com:office:word" xmlns:w="http://schemas.openxmlformats.org/wordprocessingml/2006/main" xmlns:w14="http://schemas.microsoft.com/office/word/2010/wordml" xmlns:w15="http://schemas.microsoft.com/office/word/2012/wordml" xmlns:w16cex="http://schemas.microsoft.com/office/word/2018/wordml/cex" xmlns:w16cid="http://schemas.microsoft.com/office/word/2016/wordml/cid" xmlns:w16="http://schemas.microsoft.com/office/word/2018/wordml" xmlns:w16du="http://schemas.microsoft.com/office/word/2023/wordml/word16du" xmlns:w16sdtdh="http://schemas.microsoft.com/office/word/2020/wordml/sdtdatahash" xmlns:w16sdtfl="http://schemas.microsoft.com/office/word/2024/wordml/sdtformatlock" xmlns:w16se="http://schemas.microsoft.com/office/word/2015/wordml/symex" xmlns:wpg="http://schemas.microsoft.com/office/word/2010/wordprocessingGroup" xmlns:wpi="http://schemas.microsoft.com/office/word/2010/wordprocessingInk" xmlns:wne="http://schemas.microsoft.com/office/word/2006/wordml" xmlns:wps="http://schemas.microsoft.com/office/word/2010/wordprocessingShape" mc:Ignorable="w14 w15 w16se w16cid w16 w16cex w16sdtdh w16sdtfl w16du wp14">
+<w:ftr xmlns:wpc="http://schemas.microsoft.com/office/word/2010/wordprocessingCanvas" xmlns:cx="http://schemas.microsoft.com/office/drawing/2014/chartex" xmlns:cx1="http://schemas.microsoft.com/office/drawing/2015/9/8/chartex" xmlns:cx2="http://schemas.microsoft.com/office/drawing/2015/10/21/chartex" xmlns:cx3="http://schemas.microsoft.com/office/drawing/2016/5/9/chartex" xmlns:cx4="http://schemas.microsoft.com/office/drawing/2016/5/10/chartex" xmlns:cx5="http://schemas.microsoft.com/office/drawing/2016/5/11/chartex" xmlns:cx6="http://schemas.microsoft.com/office/drawing/2016/5/12/chartex" xmlns:cx7="http://schemas.microsoft.com/office/drawing/2016/5/13/chartex" xmlns:cx8="http://schemas.microsoft.com/office/drawing/2016/5/14/chartex" xmlns:mc="http://schemas.openxmlformats.org/markup-compatibility/2006" xmlns:aink="http://schemas.microsoft.com/office/drawing/2016/ink" xmlns:am3d="http://schemas.microsoft.com/office/drawing/2017/model3d" xmlns:o="urn:schemas-microsoft-com:office:office" xmlns:oel="http://schemas.microsoft.com/office/2019/extlst" xmlns:r="http://schemas.openxmlformats.org/officeDocument/2006/relationships" xmlns:m="http://schemas.openxmlformats.org/officeDocument/2006/math" xmlns:v="urn:schemas-microsoft-com:vml" xmlns:wp14="http://schemas.microsoft.com/office/word/2010/wordprocessingDrawing" xmlns:wp="http://schemas.openxmlformats.org/drawingml/2006/wordprocessingDrawing" xmlns:w10="urn:schemas-microsoft-com:office:word" xmlns:w="http://schemas.openxmlformats.org/wordprocessingml/2006/main" xmlns:w14="http://schemas.microsoft.com/office/word/2010/wordml" xmlns:w15="http://schemas.microsoft.com/office/word/2012/wordml" xmlns:w16cex="http://schemas.microsoft.com/office/word/2018/wordml/cex" xmlns:w16cid="http://schemas.microsoft.com/office/word/2016/wordml/cid" xmlns:w16="http://schemas.microsoft.com/office/word/2018/wordml" xmlns:w16sdtdh="http://schemas.microsoft.com/office/word/2020/wordml/sdtdatahash" xmlns:w16se="http://schemas.microsoft.com/office/word/2015/wordml/symex" xmlns:wpg="http://schemas.microsoft.com/office/word/2010/wordprocessingGroup" xmlns:wpi="http://schemas.microsoft.com/office/word/2010/wordprocessingInk" xmlns:wne="http://schemas.microsoft.com/office/word/2006/wordml" xmlns:wps="http://schemas.microsoft.com/office/word/2010/wordprocessingShape" mc:Ignorable="w14 w15 w16se w16cid w16 w16cex w16sdtdh wp14">
   <w:p>
     <w:pPr>
       <w:pStyle w:val="Footer"/>
@@ -4207,7 +4285,7 @@
 </file>
 
 <file path=word/footnotes.xml><?xml version="1.0" encoding="utf-8"?>
-<w:footnotes xmlns:wpc="http://schemas.microsoft.com/office/word/2010/wordprocessingCanvas" xmlns:cx="http://schemas.microsoft.com/office/drawing/2014/chartex" xmlns:cx1="http://schemas.microsoft.com/office/drawing/2015/9/8/chartex" xmlns:cx2="http://schemas.microsoft.com/office/drawing/2015/10/21/chartex" xmlns:cx3="http://schemas.microsoft.com/office/drawing/2016/5/9/chartex" xmlns:cx4="http://schemas.microsoft.com/office/drawing/2016/5/10/chartex" xmlns:cx5="http://schemas.microsoft.com/office/drawing/2016/5/11/chartex" xmlns:cx6="http://schemas.microsoft.com/office/drawing/2016/5/12/chartex" xmlns:cx7="http://schemas.microsoft.com/office/drawing/2016/5/13/chartex" xmlns:cx8="http://schemas.microsoft.com/office/drawing/2016/5/14/chartex" xmlns:mc="http://schemas.openxmlformats.org/markup-compatibility/2006" xmlns:aink="http://schemas.microsoft.com/office/drawing/2016/ink" xmlns:am3d="http://schemas.microsoft.com/office/drawing/2017/model3d" xmlns:o="urn:schemas-microsoft-com:office:office" xmlns:oel="http://schemas.microsoft.com/office/2019/extlst" xmlns:r="http://schemas.openxmlformats.org/officeDocument/2006/relationships" xmlns:m="http://schemas.openxmlformats.org/officeDocument/2006/math" xmlns:v="urn:schemas-microsoft-com:vml" xmlns:wp14="http://schemas.microsoft.com/office/word/2010/wordprocessingDrawing" xmlns:wp="http://schemas.openxmlformats.org/drawingml/2006/wordprocessingDrawing" xmlns:w10="urn:schemas-microsoft-com:office:word" xmlns:w="http://schemas.openxmlformats.org/wordprocessingml/2006/main" xmlns:w14="http://schemas.microsoft.com/office/word/2010/wordml" xmlns:w15="http://schemas.microsoft.com/office/word/2012/wordml" xmlns:w16cex="http://schemas.microsoft.com/office/word/2018/wordml/cex" xmlns:w16cid="http://schemas.microsoft.com/office/word/2016/wordml/cid" xmlns:w16="http://schemas.microsoft.com/office/word/2018/wordml" xmlns:w16du="http://schemas.microsoft.com/office/word/2023/wordml/word16du" xmlns:w16sdtdh="http://schemas.microsoft.com/office/word/2020/wordml/sdtdatahash" xmlns:w16sdtfl="http://schemas.microsoft.com/office/word/2024/wordml/sdtformatlock" xmlns:w16se="http://schemas.microsoft.com/office/word/2015/wordml/symex" xmlns:wpg="http://schemas.microsoft.com/office/word/2010/wordprocessingGroup" xmlns:wpi="http://schemas.microsoft.com/office/word/2010/wordprocessingInk" xmlns:wne="http://schemas.microsoft.com/office/word/2006/wordml" xmlns:wps="http://schemas.microsoft.com/office/word/2010/wordprocessingShape" mc:Ignorable="w14 w15 w16se w16cid w16 w16cex w16sdtdh w16sdtfl w16du wp14">
+<w:footnotes xmlns:wpc="http://schemas.microsoft.com/office/word/2010/wordprocessingCanvas" xmlns:cx="http://schemas.microsoft.com/office/drawing/2014/chartex" xmlns:cx1="http://schemas.microsoft.com/office/drawing/2015/9/8/chartex" xmlns:cx2="http://schemas.microsoft.com/office/drawing/2015/10/21/chartex" xmlns:cx3="http://schemas.microsoft.com/office/drawing/2016/5/9/chartex" xmlns:cx4="http://schemas.microsoft.com/office/drawing/2016/5/10/chartex" xmlns:cx5="http://schemas.microsoft.com/office/drawing/2016/5/11/chartex" xmlns:cx6="http://schemas.microsoft.com/office/drawing/2016/5/12/chartex" xmlns:cx7="http://schemas.microsoft.com/office/drawing/2016/5/13/chartex" xmlns:cx8="http://schemas.microsoft.com/office/drawing/2016/5/14/chartex" xmlns:mc="http://schemas.openxmlformats.org/markup-compatibility/2006" xmlns:aink="http://schemas.microsoft.com/office/drawing/2016/ink" xmlns:am3d="http://schemas.microsoft.com/office/drawing/2017/model3d" xmlns:o="urn:schemas-microsoft-com:office:office" xmlns:oel="http://schemas.microsoft.com/office/2019/extlst" xmlns:r="http://schemas.openxmlformats.org/officeDocument/2006/relationships" xmlns:m="http://schemas.openxmlformats.org/officeDocument/2006/math" xmlns:v="urn:schemas-microsoft-com:vml" xmlns:wp14="http://schemas.microsoft.com/office/word/2010/wordprocessingDrawing" xmlns:wp="http://schemas.openxmlformats.org/drawingml/2006/wordprocessingDrawing" xmlns:w10="urn:schemas-microsoft-com:office:word" xmlns:w="http://schemas.openxmlformats.org/wordprocessingml/2006/main" xmlns:w14="http://schemas.microsoft.com/office/word/2010/wordml" xmlns:w15="http://schemas.microsoft.com/office/word/2012/wordml" xmlns:w16cex="http://schemas.microsoft.com/office/word/2018/wordml/cex" xmlns:w16cid="http://schemas.microsoft.com/office/word/2016/wordml/cid" xmlns:w16="http://schemas.microsoft.com/office/word/2018/wordml" xmlns:w16sdtdh="http://schemas.microsoft.com/office/word/2020/wordml/sdtdatahash" xmlns:w16se="http://schemas.microsoft.com/office/word/2015/wordml/symex" xmlns:wpg="http://schemas.microsoft.com/office/word/2010/wordprocessingGroup" xmlns:wpi="http://schemas.microsoft.com/office/word/2010/wordprocessingInk" xmlns:wne="http://schemas.microsoft.com/office/word/2006/wordml" xmlns:wps="http://schemas.microsoft.com/office/word/2010/wordprocessingShape" mc:Ignorable="w14 w15 w16se w16cid w16 w16cex w16sdtdh wp14">
   <w:footnote w:type="separator" w:id="-1">
     <w:p>
       <w:pPr>
@@ -4232,7 +4310,7 @@
 </file>
 
 <file path=word/header1.xml><?xml version="1.0" encoding="utf-8"?>
-<w:hdr xmlns:wpc="http://schemas.microsoft.com/office/word/2010/wordprocessingCanvas" xmlns:cx="http://schemas.microsoft.com/office/drawing/2014/chartex" xmlns:cx1="http://schemas.microsoft.com/office/drawing/2015/9/8/chartex" xmlns:cx2="http://schemas.microsoft.com/office/drawing/2015/10/21/chartex" xmlns:cx3="http://schemas.microsoft.com/office/drawing/2016/5/9/chartex" xmlns:cx4="http://schemas.microsoft.com/office/drawing/2016/5/10/chartex" xmlns:cx5="http://schemas.microsoft.com/office/drawing/2016/5/11/chartex" xmlns:cx6="http://schemas.microsoft.com/office/drawing/2016/5/12/chartex" xmlns:cx7="http://schemas.microsoft.com/office/drawing/2016/5/13/chartex" xmlns:cx8="http://schemas.microsoft.com/office/drawing/2016/5/14/chartex" xmlns:mc="http://schemas.openxmlformats.org/markup-compatibility/2006" xmlns:aink="http://schemas.microsoft.com/office/drawing/2016/ink" xmlns:am3d="http://schemas.microsoft.com/office/drawing/2017/model3d" xmlns:o="urn:schemas-microsoft-com:office:office" xmlns:oel="http://schemas.microsoft.com/office/2019/extlst" xmlns:r="http://schemas.openxmlformats.org/officeDocument/2006/relationships" xmlns:m="http://schemas.openxmlformats.org/officeDocument/2006/math" xmlns:v="urn:schemas-microsoft-com:vml" xmlns:wp14="http://schemas.microsoft.com/office/word/2010/wordprocessingDrawing" xmlns:wp="http://schemas.openxmlformats.org/drawingml/2006/wordprocessingDrawing" xmlns:w10="urn:schemas-microsoft-com:office:word" xmlns:w="http://schemas.openxmlformats.org/wordprocessingml/2006/main" xmlns:w14="http://schemas.microsoft.com/office/word/2010/wordml" xmlns:w15="http://schemas.microsoft.com/office/word/2012/wordml" xmlns:w16cex="http://schemas.microsoft.com/office/word/2018/wordml/cex" xmlns:w16cid="http://schemas.microsoft.com/office/word/2016/wordml/cid" xmlns:w16="http://schemas.microsoft.com/office/word/2018/wordml" xmlns:w16du="http://schemas.microsoft.com/office/word/2023/wordml/word16du" xmlns:w16sdtdh="http://schemas.microsoft.com/office/word/2020/wordml/sdtdatahash" xmlns:w16sdtfl="http://schemas.microsoft.com/office/word/2024/wordml/sdtformatlock" xmlns:w16se="http://schemas.microsoft.com/office/word/2015/wordml/symex" xmlns:wpg="http://schemas.microsoft.com/office/word/2010/wordprocessingGroup" xmlns:wpi="http://schemas.microsoft.com/office/word/2010/wordprocessingInk" xmlns:wne="http://schemas.microsoft.com/office/word/2006/wordml" xmlns:wps="http://schemas.microsoft.com/office/word/2010/wordprocessingShape" mc:Ignorable="w14 w15 w16se w16cid w16 w16cex w16sdtdh w16sdtfl w16du wp14">
+<w:hdr xmlns:wpc="http://schemas.microsoft.com/office/word/2010/wordprocessingCanvas" xmlns:cx="http://schemas.microsoft.com/office/drawing/2014/chartex" xmlns:cx1="http://schemas.microsoft.com/office/drawing/2015/9/8/chartex" xmlns:cx2="http://schemas.microsoft.com/office/drawing/2015/10/21/chartex" xmlns:cx3="http://schemas.microsoft.com/office/drawing/2016/5/9/chartex" xmlns:cx4="http://schemas.microsoft.com/office/drawing/2016/5/10/chartex" xmlns:cx5="http://schemas.microsoft.com/office/drawing/2016/5/11/chartex" xmlns:cx6="http://schemas.microsoft.com/office/drawing/2016/5/12/chartex" xmlns:cx7="http://schemas.microsoft.com/office/drawing/2016/5/13/chartex" xmlns:cx8="http://schemas.microsoft.com/office/drawing/2016/5/14/chartex" xmlns:mc="http://schemas.openxmlformats.org/markup-compatibility/2006" xmlns:aink="http://schemas.microsoft.com/office/drawing/2016/ink" xmlns:am3d="http://schemas.microsoft.com/office/drawing/2017/model3d" xmlns:o="urn:schemas-microsoft-com:office:office" xmlns:oel="http://schemas.microsoft.com/office/2019/extlst" xmlns:r="http://schemas.openxmlformats.org/officeDocument/2006/relationships" xmlns:m="http://schemas.openxmlformats.org/officeDocument/2006/math" xmlns:v="urn:schemas-microsoft-com:vml" xmlns:wp14="http://schemas.microsoft.com/office/word/2010/wordprocessingDrawing" xmlns:wp="http://schemas.openxmlformats.org/drawingml/2006/wordprocessingDrawing" xmlns:w10="urn:schemas-microsoft-com:office:word" xmlns:w="http://schemas.openxmlformats.org/wordprocessingml/2006/main" xmlns:w14="http://schemas.microsoft.com/office/word/2010/wordml" xmlns:w15="http://schemas.microsoft.com/office/word/2012/wordml" xmlns:w16cex="http://schemas.microsoft.com/office/word/2018/wordml/cex" xmlns:w16cid="http://schemas.microsoft.com/office/word/2016/wordml/cid" xmlns:w16="http://schemas.microsoft.com/office/word/2018/wordml" xmlns:w16sdtdh="http://schemas.microsoft.com/office/word/2020/wordml/sdtdatahash" xmlns:w16se="http://schemas.microsoft.com/office/word/2015/wordml/symex" xmlns:wpg="http://schemas.microsoft.com/office/word/2010/wordprocessingGroup" xmlns:wpi="http://schemas.microsoft.com/office/word/2010/wordprocessingInk" xmlns:wne="http://schemas.microsoft.com/office/word/2006/wordml" xmlns:wps="http://schemas.microsoft.com/office/word/2010/wordprocessingShape" mc:Ignorable="w14 w15 w16se w16cid w16 w16cex w16sdtdh wp14">
   <w:p>
     <w:pPr>
       <w:pStyle w:val="Header"/>
@@ -4242,7 +4320,7 @@
 </file>
 
 <file path=word/header2.xml><?xml version="1.0" encoding="utf-8"?>
-<w:hdr xmlns:wpc="http://schemas.microsoft.com/office/word/2010/wordprocessingCanvas" xmlns:cx="http://schemas.microsoft.com/office/drawing/2014/chartex" xmlns:cx1="http://schemas.microsoft.com/office/drawing/2015/9/8/chartex" xmlns:cx2="http://schemas.microsoft.com/office/drawing/2015/10/21/chartex" xmlns:cx3="http://schemas.microsoft.com/office/drawing/2016/5/9/chartex" xmlns:cx4="http://schemas.microsoft.com/office/drawing/2016/5/10/chartex" xmlns:cx5="http://schemas.microsoft.com/office/drawing/2016/5/11/chartex" xmlns:cx6="http://schemas.microsoft.com/office/drawing/2016/5/12/chartex" xmlns:cx7="http://schemas.microsoft.com/office/drawing/2016/5/13/chartex" xmlns:cx8="http://schemas.microsoft.com/office/drawing/2016/5/14/chartex" xmlns:mc="http://schemas.openxmlformats.org/markup-compatibility/2006" xmlns:aink="http://schemas.microsoft.com/office/drawing/2016/ink" xmlns:am3d="http://schemas.microsoft.com/office/drawing/2017/model3d" xmlns:o="urn:schemas-microsoft-com:office:office" xmlns:oel="http://schemas.microsoft.com/office/2019/extlst" xmlns:r="http://schemas.openxmlformats.org/officeDocument/2006/relationships" xmlns:m="http://schemas.openxmlformats.org/officeDocument/2006/math" xmlns:v="urn:schemas-microsoft-com:vml" xmlns:wp14="http://schemas.microsoft.com/office/word/2010/wordprocessingDrawing" xmlns:wp="http://schemas.openxmlformats.org/drawingml/2006/wordprocessingDrawing" xmlns:w10="urn:schemas-microsoft-com:office:word" xmlns:w="http://schemas.openxmlformats.org/wordprocessingml/2006/main" xmlns:w14="http://schemas.microsoft.com/office/word/2010/wordml" xmlns:w15="http://schemas.microsoft.com/office/word/2012/wordml" xmlns:w16cex="http://schemas.microsoft.com/office/word/2018/wordml/cex" xmlns:w16cid="http://schemas.microsoft.com/office/word/2016/wordml/cid" xmlns:w16="http://schemas.microsoft.com/office/word/2018/wordml" xmlns:w16du="http://schemas.microsoft.com/office/word/2023/wordml/word16du" xmlns:w16sdtdh="http://schemas.microsoft.com/office/word/2020/wordml/sdtdatahash" xmlns:w16sdtfl="http://schemas.microsoft.com/office/word/2024/wordml/sdtformatlock" xmlns:w16se="http://schemas.microsoft.com/office/word/2015/wordml/symex" xmlns:wpg="http://schemas.microsoft.com/office/word/2010/wordprocessingGroup" xmlns:wpi="http://schemas.microsoft.com/office/word/2010/wordprocessingInk" xmlns:wne="http://schemas.microsoft.com/office/word/2006/wordml" xmlns:wps="http://schemas.microsoft.com/office/word/2010/wordprocessingShape" mc:Ignorable="w14 w15 w16se w16cid w16 w16cex w16sdtdh w16sdtfl w16du wp14">
+<w:hdr xmlns:wpc="http://schemas.microsoft.com/office/word/2010/wordprocessingCanvas" xmlns:cx="http://schemas.microsoft.com/office/drawing/2014/chartex" xmlns:cx1="http://schemas.microsoft.com/office/drawing/2015/9/8/chartex" xmlns:cx2="http://schemas.microsoft.com/office/drawing/2015/10/21/chartex" xmlns:cx3="http://schemas.microsoft.com/office/drawing/2016/5/9/chartex" xmlns:cx4="http://schemas.microsoft.com/office/drawing/2016/5/10/chartex" xmlns:cx5="http://schemas.microsoft.com/office/drawing/2016/5/11/chartex" xmlns:cx6="http://schemas.microsoft.com/office/drawing/2016/5/12/chartex" xmlns:cx7="http://schemas.microsoft.com/office/drawing/2016/5/13/chartex" xmlns:cx8="http://schemas.microsoft.com/office/drawing/2016/5/14/chartex" xmlns:mc="http://schemas.openxmlformats.org/markup-compatibility/2006" xmlns:aink="http://schemas.microsoft.com/office/drawing/2016/ink" xmlns:am3d="http://schemas.microsoft.com/office/drawing/2017/model3d" xmlns:o="urn:schemas-microsoft-com:office:office" xmlns:oel="http://schemas.microsoft.com/office/2019/extlst" xmlns:r="http://schemas.openxmlformats.org/officeDocument/2006/relationships" xmlns:m="http://schemas.openxmlformats.org/officeDocument/2006/math" xmlns:v="urn:schemas-microsoft-com:vml" xmlns:wp14="http://schemas.microsoft.com/office/word/2010/wordprocessingDrawing" xmlns:wp="http://schemas.openxmlformats.org/drawingml/2006/wordprocessingDrawing" xmlns:w10="urn:schemas-microsoft-com:office:word" xmlns:w="http://schemas.openxmlformats.org/wordprocessingml/2006/main" xmlns:w14="http://schemas.microsoft.com/office/word/2010/wordml" xmlns:w15="http://schemas.microsoft.com/office/word/2012/wordml" xmlns:w16cex="http://schemas.microsoft.com/office/word/2018/wordml/cex" xmlns:w16cid="http://schemas.microsoft.com/office/word/2016/wordml/cid" xmlns:w16="http://schemas.microsoft.com/office/word/2018/wordml" xmlns:w16sdtdh="http://schemas.microsoft.com/office/word/2020/wordml/sdtdatahash" xmlns:w16se="http://schemas.microsoft.com/office/word/2015/wordml/symex" xmlns:wpg="http://schemas.microsoft.com/office/word/2010/wordprocessingGroup" xmlns:wpi="http://schemas.microsoft.com/office/word/2010/wordprocessingInk" xmlns:wne="http://schemas.microsoft.com/office/word/2006/wordml" xmlns:wps="http://schemas.microsoft.com/office/word/2010/wordprocessingShape" mc:Ignorable="w14 w15 w16se w16cid w16 w16cex w16sdtdh wp14">
   <w:p>
     <w:pPr>
       <w:pStyle w:val="Header"/>
@@ -4301,7 +4379,7 @@
 </file>
 
 <file path=word/header3.xml><?xml version="1.0" encoding="utf-8"?>
-<w:hdr xmlns:wpc="http://schemas.microsoft.com/office/word/2010/wordprocessingCanvas" xmlns:cx="http://schemas.microsoft.com/office/drawing/2014/chartex" xmlns:cx1="http://schemas.microsoft.com/office/drawing/2015/9/8/chartex" xmlns:cx2="http://schemas.microsoft.com/office/drawing/2015/10/21/chartex" xmlns:cx3="http://schemas.microsoft.com/office/drawing/2016/5/9/chartex" xmlns:cx4="http://schemas.microsoft.com/office/drawing/2016/5/10/chartex" xmlns:cx5="http://schemas.microsoft.com/office/drawing/2016/5/11/chartex" xmlns:cx6="http://schemas.microsoft.com/office/drawing/2016/5/12/chartex" xmlns:cx7="http://schemas.microsoft.com/office/drawing/2016/5/13/chartex" xmlns:cx8="http://schemas.microsoft.com/office/drawing/2016/5/14/chartex" xmlns:mc="http://schemas.openxmlformats.org/markup-compatibility/2006" xmlns:aink="http://schemas.microsoft.com/office/drawing/2016/ink" xmlns:am3d="http://schemas.microsoft.com/office/drawing/2017/model3d" xmlns:o="urn:schemas-microsoft-com:office:office" xmlns:oel="http://schemas.microsoft.com/office/2019/extlst" xmlns:r="http://schemas.openxmlformats.org/officeDocument/2006/relationships" xmlns:m="http://schemas.openxmlformats.org/officeDocument/2006/math" xmlns:v="urn:schemas-microsoft-com:vml" xmlns:wp14="http://schemas.microsoft.com/office/word/2010/wordprocessingDrawing" xmlns:wp="http://schemas.openxmlformats.org/drawingml/2006/wordprocessingDrawing" xmlns:w10="urn:schemas-microsoft-com:office:word" xmlns:w="http://schemas.openxmlformats.org/wordprocessingml/2006/main" xmlns:w14="http://schemas.microsoft.com/office/word/2010/wordml" xmlns:w15="http://schemas.microsoft.com/office/word/2012/wordml" xmlns:w16cex="http://schemas.microsoft.com/office/word/2018/wordml/cex" xmlns:w16cid="http://schemas.microsoft.com/office/word/2016/wordml/cid" xmlns:w16="http://schemas.microsoft.com/office/word/2018/wordml" xmlns:w16du="http://schemas.microsoft.com/office/word/2023/wordml/word16du" xmlns:w16sdtdh="http://schemas.microsoft.com/office/word/2020/wordml/sdtdatahash" xmlns:w16sdtfl="http://schemas.microsoft.com/office/word/2024/wordml/sdtformatlock" xmlns:w16se="http://schemas.microsoft.com/office/word/2015/wordml/symex" xmlns:wpg="http://schemas.microsoft.com/office/word/2010/wordprocessingGroup" xmlns:wpi="http://schemas.microsoft.com/office/word/2010/wordprocessingInk" xmlns:wne="http://schemas.microsoft.com/office/word/2006/wordml" xmlns:wps="http://schemas.microsoft.com/office/word/2010/wordprocessingShape" mc:Ignorable="w14 w15 w16se w16cid w16 w16cex w16sdtdh w16sdtfl w16du wp14">
+<w:hdr xmlns:wpc="http://schemas.microsoft.com/office/word/2010/wordprocessingCanvas" xmlns:cx="http://schemas.microsoft.com/office/drawing/2014/chartex" xmlns:cx1="http://schemas.microsoft.com/office/drawing/2015/9/8/chartex" xmlns:cx2="http://schemas.microsoft.com/office/drawing/2015/10/21/chartex" xmlns:cx3="http://schemas.microsoft.com/office/drawing/2016/5/9/chartex" xmlns:cx4="http://schemas.microsoft.com/office/drawing/2016/5/10/chartex" xmlns:cx5="http://schemas.microsoft.com/office/drawing/2016/5/11/chartex" xmlns:cx6="http://schemas.microsoft.com/office/drawing/2016/5/12/chartex" xmlns:cx7="http://schemas.microsoft.com/office/drawing/2016/5/13/chartex" xmlns:cx8="http://schemas.microsoft.com/office/drawing/2016/5/14/chartex" xmlns:mc="http://schemas.openxmlformats.org/markup-compatibility/2006" xmlns:aink="http://schemas.microsoft.com/office/drawing/2016/ink" xmlns:am3d="http://schemas.microsoft.com/office/drawing/2017/model3d" xmlns:o="urn:schemas-microsoft-com:office:office" xmlns:oel="http://schemas.microsoft.com/office/2019/extlst" xmlns:r="http://schemas.openxmlformats.org/officeDocument/2006/relationships" xmlns:m="http://schemas.openxmlformats.org/officeDocument/2006/math" xmlns:v="urn:schemas-microsoft-com:vml" xmlns:wp14="http://schemas.microsoft.com/office/word/2010/wordprocessingDrawing" xmlns:wp="http://schemas.openxmlformats.org/drawingml/2006/wordprocessingDrawing" xmlns:w10="urn:schemas-microsoft-com:office:word" xmlns:w="http://schemas.openxmlformats.org/wordprocessingml/2006/main" xmlns:w14="http://schemas.microsoft.com/office/word/2010/wordml" xmlns:w15="http://schemas.microsoft.com/office/word/2012/wordml" xmlns:w16cex="http://schemas.microsoft.com/office/word/2018/wordml/cex" xmlns:w16cid="http://schemas.microsoft.com/office/word/2016/wordml/cid" xmlns:w16="http://schemas.microsoft.com/office/word/2018/wordml" xmlns:w16sdtdh="http://schemas.microsoft.com/office/word/2020/wordml/sdtdatahash" xmlns:w16se="http://schemas.microsoft.com/office/word/2015/wordml/symex" xmlns:wpg="http://schemas.microsoft.com/office/word/2010/wordprocessingGroup" xmlns:wpi="http://schemas.microsoft.com/office/word/2010/wordprocessingInk" xmlns:wne="http://schemas.microsoft.com/office/word/2006/wordml" xmlns:wps="http://schemas.microsoft.com/office/word/2010/wordprocessingShape" mc:Ignorable="w14 w15 w16se w16cid w16 w16cex w16sdtdh wp14">
   <w:p>
     <w:pPr>
       <w:pStyle w:val="Header"/>
@@ -4312,86 +4390,32 @@
 </file>
 
 <file path=word/numbering.xml><?xml version="1.0" encoding="utf-8"?>
-<w:numbering xmlns:wpc="http://schemas.microsoft.com/office/word/2010/wordprocessingCanvas" xmlns:cx="http://schemas.microsoft.com/office/drawing/2014/chartex" xmlns:cx1="http://schemas.microsoft.com/office/drawing/2015/9/8/chartex" xmlns:cx2="http://schemas.microsoft.com/office/drawing/2015/10/21/chartex" xmlns:cx3="http://schemas.microsoft.com/office/drawing/2016/5/9/chartex" xmlns:cx4="http://schemas.microsoft.com/office/drawing/2016/5/10/chartex" xmlns:cx5="http://schemas.microsoft.com/office/drawing/2016/5/11/chartex" xmlns:cx6="http://schemas.microsoft.com/office/drawing/2016/5/12/chartex" xmlns:cx7="http://schemas.microsoft.com/office/drawing/2016/5/13/chartex" xmlns:cx8="http://schemas.microsoft.com/office/drawing/2016/5/14/chartex" xmlns:mc="http://schemas.openxmlformats.org/markup-compatibility/2006" xmlns:aink="http://schemas.microsoft.com/office/drawing/2016/ink" xmlns:am3d="http://schemas.microsoft.com/office/drawing/2017/model3d" xmlns:o="urn:schemas-microsoft-com:office:office" xmlns:oel="http://schemas.microsoft.com/office/2019/extlst" xmlns:r="http://schemas.openxmlformats.org/officeDocument/2006/relationships" xmlns:m="http://schemas.openxmlformats.org/officeDocument/2006/math" xmlns:v="urn:schemas-microsoft-com:vml" xmlns:wp14="http://schemas.microsoft.com/office/word/2010/wordprocessingDrawing" xmlns:wp="http://schemas.openxmlformats.org/drawingml/2006/wordprocessingDrawing" xmlns:w10="urn:schemas-microsoft-com:office:word" xmlns:w="http://schemas.openxmlformats.org/wordprocessingml/2006/main" xmlns:w14="http://schemas.microsoft.com/office/word/2010/wordml" xmlns:w15="http://schemas.microsoft.com/office/word/2012/wordml" xmlns:w16cex="http://schemas.microsoft.com/office/word/2018/wordml/cex" xmlns:w16cid="http://schemas.microsoft.com/office/word/2016/wordml/cid" xmlns:w16="http://schemas.microsoft.com/office/word/2018/wordml" xmlns:w16du="http://schemas.microsoft.com/office/word/2023/wordml/word16du" xmlns:w16sdtdh="http://schemas.microsoft.com/office/word/2020/wordml/sdtdatahash" xmlns:w16sdtfl="http://schemas.microsoft.com/office/word/2024/wordml/sdtformatlock" xmlns:w16se="http://schemas.microsoft.com/office/word/2015/wordml/symex" xmlns:wpg="http://schemas.microsoft.com/office/word/2010/wordprocessingGroup" xmlns:wpi="http://schemas.microsoft.com/office/word/2010/wordprocessingInk" xmlns:wne="http://schemas.microsoft.com/office/word/2006/wordml" xmlns:wps="http://schemas.microsoft.com/office/word/2010/wordprocessingShape" mc:Ignorable="w14 w15 w16se w16cid w16 w16cex w16sdtdh w16sdtfl w16du wp14">
+<w:numbering xmlns:wpc="http://schemas.microsoft.com/office/word/2010/wordprocessingCanvas" xmlns:cx="http://schemas.microsoft.com/office/drawing/2014/chartex" xmlns:cx1="http://schemas.microsoft.com/office/drawing/2015/9/8/chartex" xmlns:cx2="http://schemas.microsoft.com/office/drawing/2015/10/21/chartex" xmlns:cx3="http://schemas.microsoft.com/office/drawing/2016/5/9/chartex" xmlns:cx4="http://schemas.microsoft.com/office/drawing/2016/5/10/chartex" xmlns:cx5="http://schemas.microsoft.com/office/drawing/2016/5/11/chartex" xmlns:cx6="http://schemas.microsoft.com/office/drawing/2016/5/12/chartex" xmlns:cx7="http://schemas.microsoft.com/office/drawing/2016/5/13/chartex" xmlns:cx8="http://schemas.microsoft.com/office/drawing/2016/5/14/chartex" xmlns:mc="http://schemas.openxmlformats.org/markup-compatibility/2006" xmlns:aink="http://schemas.microsoft.com/office/drawing/2016/ink" xmlns:am3d="http://schemas.microsoft.com/office/drawing/2017/model3d" xmlns:o="urn:schemas-microsoft-com:office:office" xmlns:oel="http://schemas.microsoft.com/office/2019/extlst" xmlns:r="http://schemas.openxmlformats.org/officeDocument/2006/relationships" xmlns:m="http://schemas.openxmlformats.org/officeDocument/2006/math" xmlns:v="urn:schemas-microsoft-com:vml" xmlns:wp14="http://schemas.microsoft.com/office/word/2010/wordprocessingDrawing" xmlns:wp="http://schemas.openxmlformats.org/drawingml/2006/wordprocessingDrawing" xmlns:w10="urn:schemas-microsoft-com:office:word" xmlns:w="http://schemas.openxmlformats.org/wordprocessingml/2006/main" xmlns:w14="http://schemas.microsoft.com/office/word/2010/wordml" xmlns:w15="http://schemas.microsoft.com/office/word/2012/wordml" xmlns:w16cex="http://schemas.microsoft.com/office/word/2018/wordml/cex" xmlns:w16cid="http://schemas.microsoft.com/office/word/2016/wordml/cid" xmlns:w16="http://schemas.microsoft.com/office/word/2018/wordml" xmlns:w16sdtdh="http://schemas.microsoft.com/office/word/2020/wordml/sdtdatahash" xmlns:w16se="http://schemas.microsoft.com/office/word/2015/wordml/symex" xmlns:wpg="http://schemas.microsoft.com/office/word/2010/wordprocessingGroup" xmlns:wpi="http://schemas.microsoft.com/office/word/2010/wordprocessingInk" xmlns:wne="http://schemas.microsoft.com/office/word/2006/wordml" xmlns:wps="http://schemas.microsoft.com/office/word/2010/wordprocessingShape" mc:Ignorable="w14 w15 w16se w16cid w16 w16cex w16sdtdh wp14">
   <w:numPicBullet w:numPicBulletId="0">
-    <mc:AlternateContent>
-      <mc:Choice Requires="v">
-        <w:pict>
-          <v:shapetype w14:anchorId="5BB50E1F" id="_x0000_t75" coordsize="21600,21600" o:spt="75" o:preferrelative="t" path="m@4@5l@4@11@9@11@9@5xe" filled="f" stroked="f">
-            <v:stroke joinstyle="miter"/>
-            <v:formulas>
-              <v:f eqn="if lineDrawn pixelLineWidth 0"/>
-              <v:f eqn="sum @0 1 0"/>
-              <v:f eqn="sum 0 0 @1"/>
-              <v:f eqn="prod @2 1 2"/>
-              <v:f eqn="prod @3 21600 pixelWidth"/>
-              <v:f eqn="prod @3 21600 pixelHeight"/>
-              <v:f eqn="sum @0 0 1"/>
-              <v:f eqn="prod @6 1 2"/>
-              <v:f eqn="prod @7 21600 pixelWidth"/>
-              <v:f eqn="sum @8 21600 0"/>
-              <v:f eqn="prod @7 21600 pixelHeight"/>
-              <v:f eqn="sum @10 21600 0"/>
-            </v:formulas>
-            <v:path o:extrusionok="f" gradientshapeok="t" o:connecttype="rect"/>
-            <o:lock v:ext="edit" aspectratio="t"/>
-          </v:shapetype>
-          <v:shape id="Picture 54442657" o:spid="_x0000_i1025" type="#_x0000_t75" style="width:11.25pt;height:11.25pt;visibility:visible;mso-wrap-style:square">
-            <v:imagedata r:id="rId1" o:title=""/>
-          </v:shape>
-        </w:pict>
-      </mc:Choice>
-      <mc:Fallback>
-        <w:drawing>
-          <wp:inline distT="0" distB="0" distL="0" distR="0" wp14:anchorId="79469FA3" wp14:editId="256729D3">
-            <wp:extent cx="142875" cy="142875"/>
-            <wp:effectExtent l="0" t="0" r="0" b="0"/>
-            <wp:docPr id="54442657" name="Picture 54442657"/>
-            <wp:cNvGraphicFramePr>
-              <a:graphicFrameLocks xmlns:a="http://schemas.openxmlformats.org/drawingml/2006/main" noChangeAspect="1"/>
-            </wp:cNvGraphicFramePr>
-            <a:graphic xmlns:a="http://schemas.openxmlformats.org/drawingml/2006/main">
-              <a:graphicData uri="http://schemas.openxmlformats.org/drawingml/2006/picture">
-                <pic:pic xmlns:pic="http://schemas.openxmlformats.org/drawingml/2006/picture">
-                  <pic:nvPicPr>
-                    <pic:cNvPr id="0" name="Picture -1023"/>
-                    <pic:cNvPicPr>
-                      <a:picLocks noChangeAspect="1" noChangeArrowheads="1"/>
-                    </pic:cNvPicPr>
-                  </pic:nvPicPr>
-                  <pic:blipFill>
-                    <a:blip r:embed="rId2">
-                      <a:extLst>
-                        <a:ext uri="{28A0092B-C50C-407E-A947-70E740481C1C}">
-                          <a14:useLocalDpi xmlns:a14="http://schemas.microsoft.com/office/drawing/2010/main" val="0"/>
-                        </a:ext>
-                      </a:extLst>
-                    </a:blip>
-                    <a:srcRect/>
-                    <a:stretch>
-                      <a:fillRect/>
-                    </a:stretch>
-                  </pic:blipFill>
-                  <pic:spPr bwMode="auto">
-                    <a:xfrm>
-                      <a:off x="0" y="0"/>
-                      <a:ext cx="142875" cy="142875"/>
-                    </a:xfrm>
-                    <a:prstGeom prst="rect">
-                      <a:avLst/>
-                    </a:prstGeom>
-                    <a:noFill/>
-                    <a:ln>
-                      <a:noFill/>
-                    </a:ln>
-                  </pic:spPr>
-                </pic:pic>
-              </a:graphicData>
-            </a:graphic>
-          </wp:inline>
-        </w:drawing>
-      </mc:Fallback>
-    </mc:AlternateContent>
+    <w:pict>
+      <v:shapetype id="_x0000_t75" coordsize="21600,21600" o:spt="75" o:preferrelative="t" path="m@4@5l@4@11@9@11@9@5xe" filled="f" stroked="f">
+        <v:stroke joinstyle="miter"/>
+        <v:formulas>
+          <v:f eqn="if lineDrawn pixelLineWidth 0"/>
+          <v:f eqn="sum @0 1 0"/>
+          <v:f eqn="sum 0 0 @1"/>
+          <v:f eqn="prod @2 1 2"/>
+          <v:f eqn="prod @3 21600 pixelWidth"/>
+          <v:f eqn="prod @3 21600 pixelHeight"/>
+          <v:f eqn="sum @0 0 1"/>
+          <v:f eqn="prod @6 1 2"/>
+          <v:f eqn="prod @7 21600 pixelWidth"/>
+          <v:f eqn="sum @8 21600 0"/>
+          <v:f eqn="prod @7 21600 pixelHeight"/>
+          <v:f eqn="sum @10 21600 0"/>
+        </v:formulas>
+        <v:path o:extrusionok="f" gradientshapeok="t" o:connecttype="rect"/>
+        <o:lock v:ext="edit" aspectratio="t"/>
+      </v:shapetype>
+      <v:shape id="_x0000_i1029" type="#_x0000_t75" style="width:11.25pt;height:11.25pt;visibility:visible;mso-wrap-style:square" o:bullet="t">
+        <v:imagedata r:id="rId1" o:title=""/>
+      </v:shape>
+    </w:pict>
   </w:numPicBullet>
   <w:abstractNum w:abstractNumId="0" w15:restartNumberingAfterBreak="0">
     <w:nsid w:val="0A1E4258"/>
@@ -5815,7 +5839,7 @@
 </file>
 
 <file path=word/styles.xml><?xml version="1.0" encoding="utf-8"?>
-<w:styles xmlns:mc="http://schemas.openxmlformats.org/markup-compatibility/2006" xmlns:r="http://schemas.openxmlformats.org/officeDocument/2006/relationships" xmlns:w="http://schemas.openxmlformats.org/wordprocessingml/2006/main" xmlns:w14="http://schemas.microsoft.com/office/word/2010/wordml" xmlns:w15="http://schemas.microsoft.com/office/word/2012/wordml" xmlns:w16cex="http://schemas.microsoft.com/office/word/2018/wordml/cex" xmlns:w16cid="http://schemas.microsoft.com/office/word/2016/wordml/cid" xmlns:w16="http://schemas.microsoft.com/office/word/2018/wordml" xmlns:w16du="http://schemas.microsoft.com/office/word/2023/wordml/word16du" xmlns:w16sdtdh="http://schemas.microsoft.com/office/word/2020/wordml/sdtdatahash" xmlns:w16sdtfl="http://schemas.microsoft.com/office/word/2024/wordml/sdtformatlock" xmlns:w16se="http://schemas.microsoft.com/office/word/2015/wordml/symex" mc:Ignorable="w14 w15 w16se w16cid w16 w16cex w16sdtdh w16sdtfl w16du">
+<w:styles xmlns:mc="http://schemas.openxmlformats.org/markup-compatibility/2006" xmlns:r="http://schemas.openxmlformats.org/officeDocument/2006/relationships" xmlns:w="http://schemas.openxmlformats.org/wordprocessingml/2006/main" xmlns:w14="http://schemas.microsoft.com/office/word/2010/wordml" xmlns:w15="http://schemas.microsoft.com/office/word/2012/wordml" xmlns:w16cex="http://schemas.microsoft.com/office/word/2018/wordml/cex" xmlns:w16cid="http://schemas.microsoft.com/office/word/2016/wordml/cid" xmlns:w16="http://schemas.microsoft.com/office/word/2018/wordml" xmlns:w16sdtdh="http://schemas.microsoft.com/office/word/2020/wordml/sdtdatahash" xmlns:w16se="http://schemas.microsoft.com/office/word/2015/wordml/symex" mc:Ignorable="w14 w15 w16se w16cid w16 w16cex w16sdtdh">
   <w:docDefaults>
     <w:rPrDefault>
       <w:rPr>

--- a/_Documects/end/บทที่-2.docx
+++ b/_Documects/end/บทที่-2.docx
@@ -152,6 +152,8 @@
       <w:r>
         <w:rPr>
           <w:rFonts w:ascii="TH SarabunPSK" w:hAnsi="TH SarabunPSK" w:cs="TH SarabunPSK" w:hint="cs"/>
+          <w:sz w:val="32"/>
+          <w:szCs w:val="32"/>
           <w:cs/>
         </w:rPr>
         <w:t>ระบบช่วยผู้สร้างคอนเทนต์รับ</w:t>
@@ -159,6 +161,8 @@
       <w:r>
         <w:rPr>
           <w:rFonts w:ascii="TH SarabunPSK" w:hAnsi="TH SarabunPSK" w:cs="TH SarabunPSK"/>
+          <w:sz w:val="32"/>
+          <w:szCs w:val="32"/>
           <w:cs/>
         </w:rPr>
         <w:t>รายได้</w:t>
@@ -166,6 +170,8 @@
       <w:r>
         <w:rPr>
           <w:rFonts w:ascii="TH SarabunPSK" w:hAnsi="TH SarabunPSK" w:cs="TH SarabunPSK" w:hint="cs"/>
+          <w:sz w:val="32"/>
+          <w:szCs w:val="32"/>
           <w:cs/>
         </w:rPr>
         <w:t>จากการสนับสนุนของผู้ติดตาม</w:t>
@@ -2181,7 +2187,7 @@
       <w:pPr>
         <w:spacing w:after="0" w:line="240" w:lineRule="auto"/>
         <w:rPr>
-          <w:rFonts w:ascii="TH SarabunPSK" w:hAnsi="TH SarabunPSK" w:cs="TH SarabunPSK" w:hint="cs"/>
+          <w:rFonts w:ascii="TH SarabunPSK" w:hAnsi="TH SarabunPSK" w:cs="TH SarabunPSK"/>
           <w:sz w:val="32"/>
           <w:szCs w:val="32"/>
         </w:rPr>
@@ -2262,7 +2268,7 @@
       <w:pPr>
         <w:spacing w:after="0" w:line="240" w:lineRule="auto"/>
         <w:rPr>
-          <w:rFonts w:ascii="TH SarabunPSK" w:hAnsi="TH SarabunPSK" w:cs="TH SarabunPSK" w:hint="cs"/>
+          <w:rFonts w:ascii="TH SarabunPSK" w:hAnsi="TH SarabunPSK" w:cs="TH SarabunPSK"/>
           <w:sz w:val="32"/>
           <w:szCs w:val="32"/>
         </w:rPr>
@@ -2419,7 +2425,7 @@
       <w:pPr>
         <w:spacing w:after="0" w:line="240" w:lineRule="auto"/>
         <w:rPr>
-          <w:rFonts w:ascii="TH SarabunPSK" w:hAnsi="TH SarabunPSK" w:cs="TH SarabunPSK" w:hint="cs"/>
+          <w:rFonts w:ascii="TH SarabunPSK" w:hAnsi="TH SarabunPSK" w:cs="TH SarabunPSK"/>
           <w:sz w:val="32"/>
           <w:szCs w:val="32"/>
         </w:rPr>
@@ -2542,7 +2548,7 @@
       <w:pPr>
         <w:spacing w:after="0" w:line="240" w:lineRule="auto"/>
         <w:rPr>
-          <w:rFonts w:ascii="TH SarabunPSK" w:hAnsi="TH SarabunPSK" w:cs="TH SarabunPSK" w:hint="cs"/>
+          <w:rFonts w:ascii="TH SarabunPSK" w:hAnsi="TH SarabunPSK" w:cs="TH SarabunPSK"/>
           <w:sz w:val="32"/>
           <w:szCs w:val="32"/>
         </w:rPr>
@@ -2794,7 +2800,7 @@
       <w:pPr>
         <w:spacing w:after="0" w:line="240" w:lineRule="auto"/>
         <w:rPr>
-          <w:rFonts w:ascii="TH SarabunPSK" w:hAnsi="TH SarabunPSK" w:cs="TH SarabunPSK" w:hint="cs"/>
+          <w:rFonts w:ascii="TH SarabunPSK" w:hAnsi="TH SarabunPSK" w:cs="TH SarabunPSK"/>
           <w:sz w:val="32"/>
           <w:szCs w:val="32"/>
         </w:rPr>
@@ -4412,7 +4418,7 @@
         <v:path o:extrusionok="f" gradientshapeok="t" o:connecttype="rect"/>
         <o:lock v:ext="edit" aspectratio="t"/>
       </v:shapetype>
-      <v:shape id="_x0000_i1029" type="#_x0000_t75" style="width:11.25pt;height:11.25pt;visibility:visible;mso-wrap-style:square" o:bullet="t">
+      <v:shape id="_x0000_i1032" type="#_x0000_t75" style="width:11.25pt;height:11.25pt;visibility:visible;mso-wrap-style:square" o:bullet="t">
         <v:imagedata r:id="rId1" o:title=""/>
       </v:shape>
     </w:pict>

--- a/_Documects/end/บทที่-2.docx
+++ b/_Documects/end/บทที่-2.docx
@@ -203,14 +203,6 @@
           <w:szCs w:val="32"/>
         </w:rPr>
         <w:tab/>
-      </w:r>
-      <w:proofErr w:type="gramStart"/>
-      <w:r>
-        <w:rPr>
-          <w:rFonts w:ascii="TH SarabunPSK" w:hAnsi="TH SarabunPSK" w:cs="TH SarabunPSK"/>
-          <w:sz w:val="32"/>
-          <w:szCs w:val="32"/>
-        </w:rPr>
         <w:t xml:space="preserve">2.1 </w:t>
       </w:r>
       <w:r>
@@ -240,7 +232,6 @@
         </w:rPr>
         <w:t>พัฒนา</w:t>
       </w:r>
-      <w:proofErr w:type="gramEnd"/>
     </w:p>
     <w:p>
       <w:pPr>
@@ -817,23 +808,13 @@
         </w:rPr>
         <w:t xml:space="preserve">ใช้ </w:t>
       </w:r>
-      <w:proofErr w:type="spellStart"/>
-      <w:r>
-        <w:rPr>
-          <w:rFonts w:ascii="TH SarabunPSK" w:hAnsi="TH SarabunPSK" w:cs="TH SarabunPSK"/>
-          <w:sz w:val="32"/>
-          <w:szCs w:val="32"/>
-        </w:rPr>
-        <w:t>Vite</w:t>
-      </w:r>
-      <w:proofErr w:type="spellEnd"/>
-      <w:r>
-        <w:rPr>
-          <w:rFonts w:ascii="TH SarabunPSK" w:hAnsi="TH SarabunPSK" w:cs="TH SarabunPSK"/>
-          <w:sz w:val="32"/>
-          <w:szCs w:val="32"/>
-        </w:rPr>
-        <w:t xml:space="preserve"> </w:t>
+      <w:r>
+        <w:rPr>
+          <w:rFonts w:ascii="TH SarabunPSK" w:hAnsi="TH SarabunPSK" w:cs="TH SarabunPSK"/>
+          <w:sz w:val="32"/>
+          <w:szCs w:val="32"/>
+        </w:rPr>
+        <w:t xml:space="preserve">Vite </w:t>
       </w:r>
       <w:r>
         <w:rPr>
@@ -861,23 +842,13 @@
         </w:rPr>
         <w:t xml:space="preserve">ได้อย่างราบรื่นและมีประสิทธิภาพ เนื่องจาก </w:t>
       </w:r>
-      <w:proofErr w:type="spellStart"/>
-      <w:r>
-        <w:rPr>
-          <w:rFonts w:ascii="TH SarabunPSK" w:hAnsi="TH SarabunPSK" w:cs="TH SarabunPSK"/>
-          <w:sz w:val="32"/>
-          <w:szCs w:val="32"/>
-        </w:rPr>
-        <w:t>Vite</w:t>
-      </w:r>
-      <w:proofErr w:type="spellEnd"/>
-      <w:r>
-        <w:rPr>
-          <w:rFonts w:ascii="TH SarabunPSK" w:hAnsi="TH SarabunPSK" w:cs="TH SarabunPSK"/>
-          <w:sz w:val="32"/>
-          <w:szCs w:val="32"/>
-        </w:rPr>
-        <w:t xml:space="preserve"> </w:t>
+      <w:r>
+        <w:rPr>
+          <w:rFonts w:ascii="TH SarabunPSK" w:hAnsi="TH SarabunPSK" w:cs="TH SarabunPSK"/>
+          <w:sz w:val="32"/>
+          <w:szCs w:val="32"/>
+        </w:rPr>
+        <w:t xml:space="preserve">Vite </w:t>
       </w:r>
       <w:r>
         <w:rPr>
@@ -888,23 +859,13 @@
         </w:rPr>
         <w:t xml:space="preserve">ใช้เครื่องมืออย่าง </w:t>
       </w:r>
-      <w:proofErr w:type="spellStart"/>
-      <w:r>
-        <w:rPr>
-          <w:rFonts w:ascii="TH SarabunPSK" w:hAnsi="TH SarabunPSK" w:cs="TH SarabunPSK"/>
-          <w:sz w:val="32"/>
-          <w:szCs w:val="32"/>
-        </w:rPr>
-        <w:t>ESBuild</w:t>
-      </w:r>
-      <w:proofErr w:type="spellEnd"/>
-      <w:r>
-        <w:rPr>
-          <w:rFonts w:ascii="TH SarabunPSK" w:hAnsi="TH SarabunPSK" w:cs="TH SarabunPSK"/>
-          <w:sz w:val="32"/>
-          <w:szCs w:val="32"/>
-        </w:rPr>
-        <w:t xml:space="preserve"> </w:t>
+      <w:r>
+        <w:rPr>
+          <w:rFonts w:ascii="TH SarabunPSK" w:hAnsi="TH SarabunPSK" w:cs="TH SarabunPSK"/>
+          <w:sz w:val="32"/>
+          <w:szCs w:val="32"/>
+        </w:rPr>
+        <w:t xml:space="preserve">ESBuild </w:t>
       </w:r>
       <w:r>
         <w:rPr>
@@ -983,23 +944,13 @@
         </w:rPr>
         <w:t xml:space="preserve">ได้อย่างง่ายดาย โดยไม่ต้องตั้งค่ามากมาย นอกจากนี้ </w:t>
       </w:r>
-      <w:proofErr w:type="spellStart"/>
-      <w:r>
-        <w:rPr>
-          <w:rFonts w:ascii="TH SarabunPSK" w:hAnsi="TH SarabunPSK" w:cs="TH SarabunPSK"/>
-          <w:sz w:val="32"/>
-          <w:szCs w:val="32"/>
-        </w:rPr>
-        <w:t>Vite</w:t>
-      </w:r>
-      <w:proofErr w:type="spellEnd"/>
-      <w:r>
-        <w:rPr>
-          <w:rFonts w:ascii="TH SarabunPSK" w:hAnsi="TH SarabunPSK" w:cs="TH SarabunPSK"/>
-          <w:sz w:val="32"/>
-          <w:szCs w:val="32"/>
-        </w:rPr>
-        <w:t xml:space="preserve"> </w:t>
+      <w:r>
+        <w:rPr>
+          <w:rFonts w:ascii="TH SarabunPSK" w:hAnsi="TH SarabunPSK" w:cs="TH SarabunPSK"/>
+          <w:sz w:val="32"/>
+          <w:szCs w:val="32"/>
+        </w:rPr>
+        <w:t xml:space="preserve">Vite </w:t>
       </w:r>
       <w:r>
         <w:rPr>
@@ -1247,7 +1198,6 @@
         </w:rPr>
         <w:t xml:space="preserve"> </w:t>
       </w:r>
-      <w:proofErr w:type="spellStart"/>
       <w:r>
         <w:rPr>
           <w:rFonts w:ascii="TH SarabunPSK" w:hAnsi="TH SarabunPSK" w:cs="TH SarabunPSK"/>
@@ -1255,136 +1205,104 @@
           <w:sz w:val="32"/>
           <w:szCs w:val="32"/>
         </w:rPr>
-        <w:t>Vite</w:t>
-      </w:r>
-      <w:proofErr w:type="spellEnd"/>
+        <w:t xml:space="preserve">Vite </w:t>
+      </w:r>
       <w:r>
         <w:rPr>
           <w:rFonts w:ascii="TH SarabunPSK" w:hAnsi="TH SarabunPSK" w:cs="TH SarabunPSK"/>
           <w:spacing w:val="-4"/>
           <w:sz w:val="32"/>
           <w:szCs w:val="32"/>
+          <w:cs/>
+        </w:rPr>
+        <w:t xml:space="preserve">คือเครื่องมือพัฒนาเว็บแอปพลิเคชันที่มีประสิทธิภาพสูง ซึ่งช่วยให้การเริ่มต้นโปรเจกต์ทำได้รวดเร็วและสะดวกยิ่งขึ้น โดยเฉพาะในการพัฒนาแอปพลิเคชันที่ใช้ </w:t>
+      </w:r>
+      <w:r>
+        <w:rPr>
+          <w:rFonts w:ascii="TH SarabunPSK" w:hAnsi="TH SarabunPSK" w:cs="TH SarabunPSK"/>
+          <w:spacing w:val="-4"/>
+          <w:sz w:val="32"/>
+          <w:szCs w:val="32"/>
+        </w:rPr>
+        <w:t>JavaScript frameworks</w:t>
+      </w:r>
+      <w:r>
+        <w:rPr>
+          <w:rFonts w:ascii="TH SarabunPSK" w:hAnsi="TH SarabunPSK" w:cs="TH SarabunPSK"/>
+          <w:spacing w:val="-4"/>
+          <w:sz w:val="32"/>
+          <w:szCs w:val="32"/>
         </w:rPr>
         <w:t xml:space="preserve"> </w:t>
       </w:r>
-      <w:r>
-        <w:rPr>
-          <w:rFonts w:ascii="TH SarabunPSK" w:hAnsi="TH SarabunPSK" w:cs="TH SarabunPSK"/>
-          <w:spacing w:val="-4"/>
-          <w:sz w:val="32"/>
-          <w:szCs w:val="32"/>
-          <w:cs/>
-        </w:rPr>
-        <w:t xml:space="preserve">คือเครื่องมือพัฒนาเว็บแอปพลิเคชันที่มีประสิทธิภาพสูง ซึ่งช่วยให้การเริ่มต้นโปรเจกต์ทำได้รวดเร็วและสะดวกยิ่งขึ้น โดยเฉพาะในการพัฒนาแอปพลิเคชันที่ใช้ </w:t>
-      </w:r>
-      <w:r>
-        <w:rPr>
-          <w:rFonts w:ascii="TH SarabunPSK" w:hAnsi="TH SarabunPSK" w:cs="TH SarabunPSK"/>
-          <w:spacing w:val="-4"/>
-          <w:sz w:val="32"/>
-          <w:szCs w:val="32"/>
-        </w:rPr>
-        <w:t>JavaScript frameworks</w:t>
-      </w:r>
-      <w:r>
-        <w:rPr>
-          <w:rFonts w:ascii="TH SarabunPSK" w:hAnsi="TH SarabunPSK" w:cs="TH SarabunPSK"/>
-          <w:spacing w:val="-4"/>
+    </w:p>
+    <w:p>
+      <w:pPr>
+        <w:spacing w:after="0" w:line="240" w:lineRule="auto"/>
+        <w:jc w:val="thaiDistribute"/>
+        <w:rPr>
+          <w:rFonts w:ascii="TH SarabunPSK" w:hAnsi="TH SarabunPSK" w:cs="TH SarabunPSK"/>
+          <w:spacing w:val="-6"/>
+          <w:sz w:val="32"/>
+          <w:szCs w:val="32"/>
+        </w:rPr>
+      </w:pPr>
+      <w:r>
+        <w:rPr>
+          <w:rFonts w:ascii="TH SarabunPSK" w:hAnsi="TH SarabunPSK" w:cs="TH SarabunPSK"/>
+          <w:spacing w:val="-6"/>
+          <w:sz w:val="32"/>
+          <w:szCs w:val="32"/>
+        </w:rPr>
+        <w:t xml:space="preserve">Vite </w:t>
+      </w:r>
+      <w:r>
+        <w:rPr>
+          <w:rFonts w:ascii="TH SarabunPSK" w:hAnsi="TH SarabunPSK" w:cs="TH SarabunPSK"/>
+          <w:spacing w:val="-6"/>
+          <w:sz w:val="32"/>
+          <w:szCs w:val="32"/>
+          <w:cs/>
+        </w:rPr>
+        <w:t xml:space="preserve">มีคุณสมบัติที่โดดเด่น ได้แก่ โหลดไฟล์เร็ว การเริ่มต้นโปรเจกต์ใหม่ทำได้อย่างรวดเร็ว ด้วยการใช้เทคโนโลยี </w:t>
+      </w:r>
+      <w:r>
+        <w:rPr>
+          <w:rFonts w:ascii="TH SarabunPSK" w:hAnsi="TH SarabunPSK" w:cs="TH SarabunPSK"/>
+          <w:spacing w:val="-6"/>
+          <w:sz w:val="32"/>
+          <w:szCs w:val="32"/>
+        </w:rPr>
+        <w:t xml:space="preserve">ESBuild </w:t>
+      </w:r>
+      <w:r>
+        <w:rPr>
+          <w:rFonts w:ascii="TH SarabunPSK" w:hAnsi="TH SarabunPSK" w:cs="TH SarabunPSK"/>
+          <w:spacing w:val="-6"/>
+          <w:sz w:val="32"/>
+          <w:szCs w:val="32"/>
+          <w:cs/>
+        </w:rPr>
+        <w:t xml:space="preserve">ที่มีประสิทธิภาพสูง รีเฟรชหน้าแบบทันที ระบบสามารถอัปเดตการเปลี่ยนแปลงในโค้ดได้ทันทีโดยไม่ต้องโหลดหน้าใหม่ รองรับไฟล์หลายรูปแบบ สามารถแปลงไฟล์ต่างๆ เช่น </w:t>
+      </w:r>
+      <w:r>
+        <w:rPr>
+          <w:rFonts w:ascii="TH SarabunPSK" w:hAnsi="TH SarabunPSK" w:cs="TH SarabunPSK"/>
+          <w:spacing w:val="-6"/>
+          <w:sz w:val="32"/>
+          <w:szCs w:val="32"/>
+        </w:rPr>
+        <w:t>JSX</w:t>
+      </w:r>
+      <w:r>
+        <w:rPr>
+          <w:rFonts w:ascii="TH SarabunPSK" w:hAnsi="TH SarabunPSK" w:cs="TH SarabunPSK"/>
+          <w:spacing w:val="-6"/>
           <w:sz w:val="32"/>
           <w:szCs w:val="32"/>
         </w:rPr>
         <w:t xml:space="preserve"> </w:t>
       </w:r>
-    </w:p>
-    <w:p>
-      <w:pPr>
-        <w:spacing w:after="0" w:line="240" w:lineRule="auto"/>
-        <w:jc w:val="thaiDistribute"/>
-        <w:rPr>
-          <w:rFonts w:ascii="TH SarabunPSK" w:hAnsi="TH SarabunPSK" w:cs="TH SarabunPSK"/>
-          <w:spacing w:val="-6"/>
-          <w:sz w:val="32"/>
-          <w:szCs w:val="32"/>
-        </w:rPr>
-      </w:pPr>
-      <w:proofErr w:type="spellStart"/>
-      <w:r>
-        <w:rPr>
-          <w:rFonts w:ascii="TH SarabunPSK" w:hAnsi="TH SarabunPSK" w:cs="TH SarabunPSK"/>
-          <w:spacing w:val="-6"/>
-          <w:sz w:val="32"/>
-          <w:szCs w:val="32"/>
-        </w:rPr>
-        <w:t>Vite</w:t>
-      </w:r>
-      <w:proofErr w:type="spellEnd"/>
-      <w:r>
-        <w:rPr>
-          <w:rFonts w:ascii="TH SarabunPSK" w:hAnsi="TH SarabunPSK" w:cs="TH SarabunPSK"/>
-          <w:spacing w:val="-6"/>
-          <w:sz w:val="32"/>
-          <w:szCs w:val="32"/>
-        </w:rPr>
-        <w:t xml:space="preserve"> </w:t>
-      </w:r>
-      <w:r>
-        <w:rPr>
-          <w:rFonts w:ascii="TH SarabunPSK" w:hAnsi="TH SarabunPSK" w:cs="TH SarabunPSK"/>
-          <w:spacing w:val="-6"/>
-          <w:sz w:val="32"/>
-          <w:szCs w:val="32"/>
-          <w:cs/>
-        </w:rPr>
-        <w:t xml:space="preserve">มีคุณสมบัติที่โดดเด่น ได้แก่ โหลดไฟล์เร็ว การเริ่มต้นโปรเจกต์ใหม่ทำได้อย่างรวดเร็ว ด้วยการใช้เทคโนโลยี </w:t>
-      </w:r>
-      <w:proofErr w:type="spellStart"/>
-      <w:r>
-        <w:rPr>
-          <w:rFonts w:ascii="TH SarabunPSK" w:hAnsi="TH SarabunPSK" w:cs="TH SarabunPSK"/>
-          <w:spacing w:val="-6"/>
-          <w:sz w:val="32"/>
-          <w:szCs w:val="32"/>
-        </w:rPr>
-        <w:t>ESBuild</w:t>
-      </w:r>
-      <w:proofErr w:type="spellEnd"/>
-      <w:r>
-        <w:rPr>
-          <w:rFonts w:ascii="TH SarabunPSK" w:hAnsi="TH SarabunPSK" w:cs="TH SarabunPSK"/>
-          <w:spacing w:val="-6"/>
-          <w:sz w:val="32"/>
-          <w:szCs w:val="32"/>
-        </w:rPr>
-        <w:t xml:space="preserve"> </w:t>
-      </w:r>
-      <w:r>
-        <w:rPr>
-          <w:rFonts w:ascii="TH SarabunPSK" w:hAnsi="TH SarabunPSK" w:cs="TH SarabunPSK"/>
-          <w:spacing w:val="-6"/>
-          <w:sz w:val="32"/>
-          <w:szCs w:val="32"/>
-          <w:cs/>
-        </w:rPr>
-        <w:t xml:space="preserve">ที่มีประสิทธิภาพสูง รีเฟรชหน้าแบบทันที ระบบสามารถอัปเดตการเปลี่ยนแปลงในโค้ดได้ทันทีโดยไม่ต้องโหลดหน้าใหม่ รองรับไฟล์หลายรูปแบบ สามารถแปลงไฟล์ต่างๆ เช่น </w:t>
-      </w:r>
-      <w:r>
-        <w:rPr>
-          <w:rFonts w:ascii="TH SarabunPSK" w:hAnsi="TH SarabunPSK" w:cs="TH SarabunPSK"/>
-          <w:spacing w:val="-6"/>
-          <w:sz w:val="32"/>
-          <w:szCs w:val="32"/>
-        </w:rPr>
-        <w:t>JSX</w:t>
-      </w:r>
-      <w:r>
-        <w:rPr>
-          <w:rFonts w:ascii="TH SarabunPSK" w:hAnsi="TH SarabunPSK" w:cs="TH SarabunPSK"/>
-          <w:spacing w:val="-6"/>
-          <w:sz w:val="32"/>
-          <w:szCs w:val="32"/>
-        </w:rPr>
-        <w:t xml:space="preserve"> </w:t>
-      </w:r>
       <w:r>
         <w:rPr>
           <w:rFonts w:ascii="TH SarabunPSK" w:hAnsi="TH SarabunPSK" w:cs="TH SarabunPSK"/>
@@ -1423,25 +1341,14 @@
         </w:rPr>
         <w:t xml:space="preserve">ได้อย่างรวดเร็ว </w:t>
       </w:r>
-      <w:proofErr w:type="spellStart"/>
-      <w:r>
-        <w:rPr>
-          <w:rFonts w:ascii="TH SarabunPSK" w:hAnsi="TH SarabunPSK" w:cs="TH SarabunPSK"/>
-          <w:spacing w:val="-6"/>
-          <w:sz w:val="32"/>
-          <w:szCs w:val="32"/>
-        </w:rPr>
-        <w:t>Vite</w:t>
-      </w:r>
-      <w:proofErr w:type="spellEnd"/>
-      <w:r>
-        <w:rPr>
-          <w:rFonts w:ascii="TH SarabunPSK" w:hAnsi="TH SarabunPSK" w:cs="TH SarabunPSK"/>
-          <w:spacing w:val="-6"/>
-          <w:sz w:val="32"/>
-          <w:szCs w:val="32"/>
-        </w:rPr>
-        <w:t xml:space="preserve"> </w:t>
+      <w:r>
+        <w:rPr>
+          <w:rFonts w:ascii="TH SarabunPSK" w:hAnsi="TH SarabunPSK" w:cs="TH SarabunPSK"/>
+          <w:spacing w:val="-6"/>
+          <w:sz w:val="32"/>
+          <w:szCs w:val="32"/>
+        </w:rPr>
+        <w:t xml:space="preserve">Vite </w:t>
       </w:r>
       <w:r>
         <w:rPr>
@@ -1528,27 +1435,7 @@
           <w:sz w:val="32"/>
           <w:szCs w:val="32"/>
         </w:rPr>
-        <w:t xml:space="preserve">, </w:t>
-      </w:r>
-      <w:proofErr w:type="spellStart"/>
-      <w:r>
-        <w:rPr>
-          <w:rFonts w:ascii="TH SarabunPSK" w:hAnsi="TH SarabunPSK" w:cs="TH SarabunPSK"/>
-          <w:spacing w:val="-6"/>
-          <w:sz w:val="32"/>
-          <w:szCs w:val="32"/>
-        </w:rPr>
-        <w:t>Vite</w:t>
-      </w:r>
-      <w:proofErr w:type="spellEnd"/>
-      <w:r>
-        <w:rPr>
-          <w:rFonts w:ascii="TH SarabunPSK" w:hAnsi="TH SarabunPSK" w:cs="TH SarabunPSK"/>
-          <w:spacing w:val="-6"/>
-          <w:sz w:val="32"/>
-          <w:szCs w:val="32"/>
-        </w:rPr>
-        <w:t xml:space="preserve"> </w:t>
+        <w:t xml:space="preserve">, Vite </w:t>
       </w:r>
       <w:r>
         <w:rPr>
@@ -2913,14 +2800,12 @@
         </w:rPr>
         <w:t>(</w:t>
       </w:r>
-      <w:proofErr w:type="spellStart"/>
       <w:r>
         <w:rPr>
           <w:rFonts w:ascii="TH SarabunPSK" w:hAnsi="TH SarabunPSK" w:cs="TH SarabunPSK"/>
         </w:rPr>
         <w:t>prasert</w:t>
       </w:r>
-      <w:proofErr w:type="spellEnd"/>
       <w:r>
         <w:rPr>
           <w:rFonts w:ascii="TH SarabunPSK" w:hAnsi="TH SarabunPSK" w:cs="TH SarabunPSK"/>
@@ -2968,7 +2853,21 @@
           <w:rFonts w:ascii="TH SarabunPSK" w:hAnsi="TH SarabunPSK" w:cs="TH SarabunPSK"/>
           <w:cs/>
         </w:rPr>
-        <w:t>เข้าถึง: 24 ธ.ค. 2562)</w:t>
+        <w:t>เข้าถึง: 24 ธ</w:t>
+      </w:r>
+      <w:r>
+        <w:rPr>
+          <w:rFonts w:ascii="TH SarabunPSK" w:hAnsi="TH SarabunPSK" w:cs="TH SarabunPSK" w:hint="cs"/>
+          <w:cs/>
+        </w:rPr>
+        <w:t>ันวาคม</w:t>
+      </w:r>
+      <w:r>
+        <w:rPr>
+          <w:rFonts w:ascii="TH SarabunPSK" w:hAnsi="TH SarabunPSK" w:cs="TH SarabunPSK"/>
+          <w:cs/>
+        </w:rPr>
+        <w:t xml:space="preserve"> 2562)</w:t>
       </w:r>
       <w:r>
         <w:rPr>
@@ -4418,7 +4317,7 @@
         <v:path o:extrusionok="f" gradientshapeok="t" o:connecttype="rect"/>
         <o:lock v:ext="edit" aspectratio="t"/>
       </v:shapetype>
-      <v:shape id="_x0000_i1032" type="#_x0000_t75" style="width:11.25pt;height:11.25pt;visibility:visible;mso-wrap-style:square" o:bullet="t">
+      <v:shape id="_x0000_i1030" type="#_x0000_t75" style="width:11.55pt;height:11.55pt;visibility:visible;mso-wrap-style:square" o:bullet="t">
         <v:imagedata r:id="rId1" o:title=""/>
       </v:shape>
     </w:pict>
